--- a/my_paper/框架-网约车平台斯塔伯格博弈.docx
+++ b/my_paper/框架-网约车平台斯塔伯格博弈.docx
@@ -5833,7 +5833,7 @@
         <w:spacing w:line="360" w:lineRule="auto"/>
         <w:ind w:firstLine="360"/>
         <w:rPr>
-          <w:rFonts w:ascii="Times New Roman" w:eastAsia="宋体" w:hAnsi="Times New Roman" w:cs="Times New Roman" w:hint="eastAsia"/>
+          <w:rFonts w:ascii="Times New Roman" w:eastAsia="宋体" w:hAnsi="Times New Roman" w:cs="Times New Roman"/>
           <w:sz w:val="24"/>
           <w:szCs w:val="24"/>
         </w:rPr>
@@ -6357,7 +6357,7 @@
         <w:spacing w:line="360" w:lineRule="auto"/>
         <w:ind w:firstLine="360"/>
         <w:rPr>
-          <w:rFonts w:ascii="Times New Roman" w:eastAsia="宋体" w:hAnsi="Times New Roman" w:cs="Times New Roman" w:hint="eastAsia"/>
+          <w:rFonts w:ascii="Times New Roman" w:eastAsia="宋体" w:hAnsi="Times New Roman" w:cs="Times New Roman"/>
           <w:sz w:val="24"/>
           <w:szCs w:val="24"/>
         </w:rPr>
@@ -6440,7 +6440,7 @@
         <w:spacing w:line="360" w:lineRule="auto"/>
         <w:ind w:firstLine="360"/>
         <w:rPr>
-          <w:rFonts w:ascii="Times New Roman" w:eastAsia="宋体" w:hAnsi="Times New Roman" w:cs="Times New Roman" w:hint="eastAsia"/>
+          <w:rFonts w:ascii="Times New Roman" w:eastAsia="宋体" w:hAnsi="Times New Roman" w:cs="Times New Roman"/>
           <w:sz w:val="24"/>
           <w:szCs w:val="24"/>
         </w:rPr>
@@ -6508,7 +6508,7 @@
         <w:spacing w:line="360" w:lineRule="auto"/>
         <w:ind w:firstLine="360"/>
         <w:rPr>
-          <w:rFonts w:ascii="Times New Roman" w:eastAsia="宋体" w:hAnsi="Times New Roman" w:cs="Times New Roman" w:hint="eastAsia"/>
+          <w:rFonts w:ascii="Times New Roman" w:eastAsia="宋体" w:hAnsi="Times New Roman" w:cs="Times New Roman"/>
           <w:sz w:val="24"/>
           <w:szCs w:val="24"/>
         </w:rPr>
@@ -6609,7 +6609,7 @@
         <w:spacing w:line="360" w:lineRule="auto"/>
         <w:ind w:firstLine="360"/>
         <w:rPr>
-          <w:rFonts w:ascii="Times New Roman" w:eastAsia="宋体" w:hAnsi="Times New Roman" w:cs="Times New Roman" w:hint="eastAsia"/>
+          <w:rFonts w:ascii="Times New Roman" w:eastAsia="宋体" w:hAnsi="Times New Roman" w:cs="Times New Roman"/>
           <w:sz w:val="24"/>
           <w:szCs w:val="24"/>
         </w:rPr>
@@ -7722,10 +7722,10 @@
             <v:path o:extrusionok="f" gradientshapeok="t" o:connecttype="rect"/>
             <o:lock v:ext="edit" aspectratio="t"/>
           </v:shapetype>
-          <v:shape id="_x0000_i1332" type="#_x0000_t75" style="width:143pt;height:19pt" o:ole="">
+          <v:shape id="_x0000_i1025" type="#_x0000_t75" style="width:143.3pt;height:19.25pt" o:ole="">
             <v:imagedata r:id="rId8" o:title=""/>
           </v:shape>
-          <o:OLEObject Type="Embed" ProgID="Equation.DSMT4" ShapeID="_x0000_i1332" DrawAspect="Content" ObjectID="_1833309457" r:id="rId9"/>
+          <o:OLEObject Type="Embed" ProgID="Equation.DSMT4" ShapeID="_x0000_i1025" DrawAspect="Content" ObjectID="_1833373970" r:id="rId9"/>
         </w:object>
       </w:r>
       <w:r>
@@ -7870,10 +7870,10 @@
           <w:rFonts w:ascii="Times New Roman" w:hAnsi="Times New Roman" w:cs="Times New Roman"/>
         </w:rPr>
         <w:object w:dxaOrig="1420" w:dyaOrig="440" w14:anchorId="196B2032">
-          <v:shape id="_x0000_i1333" type="#_x0000_t75" style="width:71pt;height:22pt" o:ole="">
+          <v:shape id="_x0000_i1026" type="#_x0000_t75" style="width:71.3pt;height:22.1pt" o:ole="">
             <v:imagedata r:id="rId10" o:title=""/>
           </v:shape>
-          <o:OLEObject Type="Embed" ProgID="Equation.DSMT4" ShapeID="_x0000_i1333" DrawAspect="Content" ObjectID="_1833309458" r:id="rId11"/>
+          <o:OLEObject Type="Embed" ProgID="Equation.DSMT4" ShapeID="_x0000_i1026" DrawAspect="Content" ObjectID="_1833373971" r:id="rId11"/>
         </w:object>
       </w:r>
       <w:r>
@@ -8037,10 +8037,10 @@
           <w:rFonts w:ascii="Times New Roman" w:hAnsi="Times New Roman" w:cs="Times New Roman"/>
         </w:rPr>
         <w:object w:dxaOrig="2760" w:dyaOrig="380" w14:anchorId="3DBEDC21">
-          <v:shape id="_x0000_i1334" type="#_x0000_t75" style="width:138pt;height:19pt" o:ole="">
+          <v:shape id="_x0000_i1027" type="#_x0000_t75" style="width:138.3pt;height:19.25pt" o:ole="">
             <v:imagedata r:id="rId12" o:title=""/>
           </v:shape>
-          <o:OLEObject Type="Embed" ProgID="Equation.DSMT4" ShapeID="_x0000_i1334" DrawAspect="Content" ObjectID="_1833309459" r:id="rId13"/>
+          <o:OLEObject Type="Embed" ProgID="Equation.DSMT4" ShapeID="_x0000_i1027" DrawAspect="Content" ObjectID="_1833373972" r:id="rId13"/>
         </w:object>
       </w:r>
       <w:r>
@@ -8192,10 +8192,10 @@
           <w:szCs w:val="24"/>
         </w:rPr>
         <w:object w:dxaOrig="780" w:dyaOrig="380" w14:anchorId="5E0FC025">
-          <v:shape id="_x0000_i1335" type="#_x0000_t75" style="width:39pt;height:19pt" o:ole="">
+          <v:shape id="_x0000_i1028" type="#_x0000_t75" style="width:39.2pt;height:19.25pt" o:ole="">
             <v:imagedata r:id="rId14" o:title=""/>
           </v:shape>
-          <o:OLEObject Type="Embed" ProgID="Equation.DSMT4" ShapeID="_x0000_i1335" DrawAspect="Content" ObjectID="_1833309460" r:id="rId15"/>
+          <o:OLEObject Type="Embed" ProgID="Equation.DSMT4" ShapeID="_x0000_i1028" DrawAspect="Content" ObjectID="_1833373973" r:id="rId15"/>
         </w:object>
       </w:r>
       <w:r>
@@ -8444,10 +8444,10 @@
           <w:szCs w:val="24"/>
         </w:rPr>
         <w:object w:dxaOrig="340" w:dyaOrig="380" w14:anchorId="1D4B2356">
-          <v:shape id="_x0000_i1336" type="#_x0000_t75" style="width:17pt;height:19pt" o:ole="">
+          <v:shape id="_x0000_i1029" type="#_x0000_t75" style="width:17.1pt;height:19.25pt" o:ole="">
             <v:imagedata r:id="rId16" o:title=""/>
           </v:shape>
-          <o:OLEObject Type="Embed" ProgID="Equation.DSMT4" ShapeID="_x0000_i1336" DrawAspect="Content" ObjectID="_1833309461" r:id="rId17"/>
+          <o:OLEObject Type="Embed" ProgID="Equation.DSMT4" ShapeID="_x0000_i1029" DrawAspect="Content" ObjectID="_1833373974" r:id="rId17"/>
         </w:object>
       </w:r>
       <w:r>
@@ -8478,10 +8478,10 @@
           <w:rFonts w:ascii="Times New Roman" w:hAnsi="Times New Roman" w:cs="Times New Roman"/>
         </w:rPr>
         <w:object w:dxaOrig="4720" w:dyaOrig="380" w14:anchorId="66975030">
-          <v:shape id="_x0000_i1337" type="#_x0000_t75" style="width:236pt;height:19pt" o:ole="">
+          <v:shape id="_x0000_i1030" type="#_x0000_t75" style="width:235.95pt;height:19.25pt" o:ole="">
             <v:imagedata r:id="rId18" o:title=""/>
           </v:shape>
-          <o:OLEObject Type="Embed" ProgID="Equation.DSMT4" ShapeID="_x0000_i1337" DrawAspect="Content" ObjectID="_1833309462" r:id="rId19"/>
+          <o:OLEObject Type="Embed" ProgID="Equation.DSMT4" ShapeID="_x0000_i1030" DrawAspect="Content" ObjectID="_1833373975" r:id="rId19"/>
         </w:object>
       </w:r>
       <w:r>
@@ -8718,10 +8718,10 @@
           <w:szCs w:val="24"/>
         </w:rPr>
         <w:object w:dxaOrig="260" w:dyaOrig="360" w14:anchorId="55EC393F">
-          <v:shape id="_x0000_i1338" type="#_x0000_t75" style="width:13pt;height:18pt" o:ole="">
+          <v:shape id="_x0000_i1031" type="#_x0000_t75" style="width:12.85pt;height:17.8pt" o:ole="">
             <v:imagedata r:id="rId20" o:title=""/>
           </v:shape>
-          <o:OLEObject Type="Embed" ProgID="Equation.DSMT4" ShapeID="_x0000_i1338" DrawAspect="Content" ObjectID="_1833309463" r:id="rId21"/>
+          <o:OLEObject Type="Embed" ProgID="Equation.DSMT4" ShapeID="_x0000_i1031" DrawAspect="Content" ObjectID="_1833373976" r:id="rId21"/>
         </w:object>
       </w:r>
       <w:r>
@@ -8747,10 +8747,10 @@
           <w:szCs w:val="24"/>
         </w:rPr>
         <w:object w:dxaOrig="279" w:dyaOrig="360" w14:anchorId="625D10BC">
-          <v:shape id="_x0000_i1339" type="#_x0000_t75" style="width:14pt;height:18pt" o:ole="">
+          <v:shape id="_x0000_i1032" type="#_x0000_t75" style="width:14.25pt;height:17.8pt" o:ole="">
             <v:imagedata r:id="rId22" o:title=""/>
           </v:shape>
-          <o:OLEObject Type="Embed" ProgID="Equation.DSMT4" ShapeID="_x0000_i1339" DrawAspect="Content" ObjectID="_1833309464" r:id="rId23"/>
+          <o:OLEObject Type="Embed" ProgID="Equation.DSMT4" ShapeID="_x0000_i1032" DrawAspect="Content" ObjectID="_1833373977" r:id="rId23"/>
         </w:object>
       </w:r>
       <w:r>
@@ -8803,10 +8803,10 @@
           <w:szCs w:val="24"/>
         </w:rPr>
         <w:object w:dxaOrig="240" w:dyaOrig="220" w14:anchorId="2757D6E3">
-          <v:shape id="_x0000_i1340" type="#_x0000_t75" style="width:12pt;height:11pt" o:ole="">
+          <v:shape id="_x0000_i1033" type="#_x0000_t75" style="width:12.1pt;height:10.7pt" o:ole="">
             <v:imagedata r:id="rId24" o:title=""/>
           </v:shape>
-          <o:OLEObject Type="Embed" ProgID="Equation.DSMT4" ShapeID="_x0000_i1340" DrawAspect="Content" ObjectID="_1833309465" r:id="rId25"/>
+          <o:OLEObject Type="Embed" ProgID="Equation.DSMT4" ShapeID="_x0000_i1033" DrawAspect="Content" ObjectID="_1833373978" r:id="rId25"/>
         </w:object>
       </w:r>
       <w:r>
@@ -8840,10 +8840,10 @@
           <w:szCs w:val="24"/>
         </w:rPr>
         <w:object w:dxaOrig="960" w:dyaOrig="360" w14:anchorId="6FDB8D17">
-          <v:shape id="_x0000_i1341" type="#_x0000_t75" style="width:48pt;height:18pt" o:ole="">
+          <v:shape id="_x0000_i1034" type="#_x0000_t75" style="width:47.75pt;height:17.8pt" o:ole="">
             <v:imagedata r:id="rId26" o:title=""/>
           </v:shape>
-          <o:OLEObject Type="Embed" ProgID="Equation.DSMT4" ShapeID="_x0000_i1341" DrawAspect="Content" ObjectID="_1833309466" r:id="rId27"/>
+          <o:OLEObject Type="Embed" ProgID="Equation.DSMT4" ShapeID="_x0000_i1034" DrawAspect="Content" ObjectID="_1833373979" r:id="rId27"/>
         </w:object>
       </w:r>
       <w:r>
@@ -8861,10 +8861,10 @@
           <w:szCs w:val="24"/>
         </w:rPr>
         <w:object w:dxaOrig="300" w:dyaOrig="360" w14:anchorId="54C0A843">
-          <v:shape id="_x0000_i1342" type="#_x0000_t75" style="width:15pt;height:18pt" o:ole="">
+          <v:shape id="_x0000_i1035" type="#_x0000_t75" style="width:14.95pt;height:17.8pt" o:ole="">
             <v:imagedata r:id="rId28" o:title=""/>
           </v:shape>
-          <o:OLEObject Type="Embed" ProgID="Equation.DSMT4" ShapeID="_x0000_i1342" DrawAspect="Content" ObjectID="_1833309467" r:id="rId29"/>
+          <o:OLEObject Type="Embed" ProgID="Equation.DSMT4" ShapeID="_x0000_i1035" DrawAspect="Content" ObjectID="_1833373980" r:id="rId29"/>
         </w:object>
       </w:r>
       <w:r>
@@ -8975,10 +8975,10 @@
           <w:rFonts w:ascii="Times New Roman" w:hAnsi="Times New Roman" w:cs="Times New Roman"/>
         </w:rPr>
         <w:object w:dxaOrig="5620" w:dyaOrig="380" w14:anchorId="7E03E462">
-          <v:shape id="_x0000_i1343" type="#_x0000_t75" style="width:281pt;height:19pt" o:ole="">
+          <v:shape id="_x0000_i1036" type="#_x0000_t75" style="width:280.85pt;height:19.25pt" o:ole="">
             <v:imagedata r:id="rId30" o:title=""/>
           </v:shape>
-          <o:OLEObject Type="Embed" ProgID="Equation.DSMT4" ShapeID="_x0000_i1343" DrawAspect="Content" ObjectID="_1833309468" r:id="rId31"/>
+          <o:OLEObject Type="Embed" ProgID="Equation.DSMT4" ShapeID="_x0000_i1036" DrawAspect="Content" ObjectID="_1833373981" r:id="rId31"/>
         </w:object>
       </w:r>
       <w:r>
@@ -9139,10 +9139,10 @@
           <w:szCs w:val="24"/>
         </w:rPr>
         <w:object w:dxaOrig="499" w:dyaOrig="360" w14:anchorId="765D7FD4">
-          <v:shape id="_x0000_i1344" type="#_x0000_t75" style="width:25pt;height:18pt" o:ole="">
+          <v:shape id="_x0000_i1037" type="#_x0000_t75" style="width:24.95pt;height:17.8pt" o:ole="">
             <v:imagedata r:id="rId32" o:title=""/>
           </v:shape>
-          <o:OLEObject Type="Embed" ProgID="Equation.DSMT4" ShapeID="_x0000_i1344" DrawAspect="Content" ObjectID="_1833309469" r:id="rId33"/>
+          <o:OLEObject Type="Embed" ProgID="Equation.DSMT4" ShapeID="_x0000_i1037" DrawAspect="Content" ObjectID="_1833373982" r:id="rId33"/>
         </w:object>
       </w:r>
       <w:r>
@@ -9160,10 +9160,10 @@
           <w:szCs w:val="24"/>
         </w:rPr>
         <w:object w:dxaOrig="420" w:dyaOrig="380" w14:anchorId="7BFDEE82">
-          <v:shape id="_x0000_i1345" type="#_x0000_t75" style="width:21pt;height:19pt" o:ole="">
+          <v:shape id="_x0000_i1038" type="#_x0000_t75" style="width:20.65pt;height:19.25pt" o:ole="">
             <v:imagedata r:id="rId34" o:title=""/>
           </v:shape>
-          <o:OLEObject Type="Embed" ProgID="Equation.DSMT4" ShapeID="_x0000_i1345" DrawAspect="Content" ObjectID="_1833309470" r:id="rId35"/>
+          <o:OLEObject Type="Embed" ProgID="Equation.DSMT4" ShapeID="_x0000_i1038" DrawAspect="Content" ObjectID="_1833373983" r:id="rId35"/>
         </w:object>
       </w:r>
       <w:r>
@@ -9207,10 +9207,10 @@
           <w:szCs w:val="24"/>
         </w:rPr>
         <w:object w:dxaOrig="639" w:dyaOrig="380" w14:anchorId="57B3F33A">
-          <v:shape id="_x0000_i1346" type="#_x0000_t75" style="width:32pt;height:19pt" o:ole="">
+          <v:shape id="_x0000_i1039" type="#_x0000_t75" style="width:32.1pt;height:19.25pt" o:ole="">
             <v:imagedata r:id="rId36" o:title=""/>
           </v:shape>
-          <o:OLEObject Type="Embed" ProgID="Equation.DSMT4" ShapeID="_x0000_i1346" DrawAspect="Content" ObjectID="_1833309471" r:id="rId37"/>
+          <o:OLEObject Type="Embed" ProgID="Equation.DSMT4" ShapeID="_x0000_i1039" DrawAspect="Content" ObjectID="_1833373984" r:id="rId37"/>
         </w:object>
       </w:r>
       <w:r>
@@ -9263,10 +9263,10 @@
           <w:szCs w:val="24"/>
         </w:rPr>
         <w:object w:dxaOrig="200" w:dyaOrig="360" w14:anchorId="2D86D79B">
-          <v:shape id="_x0000_i1347" type="#_x0000_t75" style="width:10pt;height:18pt" o:ole="">
+          <v:shape id="_x0000_i1040" type="#_x0000_t75" style="width:10pt;height:17.8pt" o:ole="">
             <v:imagedata r:id="rId38" o:title=""/>
           </v:shape>
-          <o:OLEObject Type="Embed" ProgID="Equation.DSMT4" ShapeID="_x0000_i1347" DrawAspect="Content" ObjectID="_1833309472" r:id="rId39"/>
+          <o:OLEObject Type="Embed" ProgID="Equation.DSMT4" ShapeID="_x0000_i1040" DrawAspect="Content" ObjectID="_1833373985" r:id="rId39"/>
         </w:object>
       </w:r>
       <w:r>
@@ -9329,10 +9329,10 @@
           <w:szCs w:val="24"/>
         </w:rPr>
         <w:object w:dxaOrig="320" w:dyaOrig="360" w14:anchorId="290A1F7D">
-          <v:shape id="_x0000_i1348" type="#_x0000_t75" style="width:16pt;height:18pt" o:ole="">
+          <v:shape id="_x0000_i1041" type="#_x0000_t75" style="width:15.7pt;height:17.8pt" o:ole="">
             <v:imagedata r:id="rId40" o:title=""/>
           </v:shape>
-          <o:OLEObject Type="Embed" ProgID="Equation.DSMT4" ShapeID="_x0000_i1348" DrawAspect="Content" ObjectID="_1833309473" r:id="rId41"/>
+          <o:OLEObject Type="Embed" ProgID="Equation.DSMT4" ShapeID="_x0000_i1041" DrawAspect="Content" ObjectID="_1833373986" r:id="rId41"/>
         </w:object>
       </w:r>
       <w:r>
@@ -9350,10 +9350,10 @@
           <w:szCs w:val="24"/>
         </w:rPr>
         <w:object w:dxaOrig="220" w:dyaOrig="279" w14:anchorId="0466D182">
-          <v:shape id="_x0000_i1349" type="#_x0000_t75" style="width:11pt;height:14pt" o:ole="">
+          <v:shape id="_x0000_i1042" type="#_x0000_t75" style="width:10.7pt;height:14.25pt" o:ole="">
             <v:imagedata r:id="rId42" o:title=""/>
           </v:shape>
-          <o:OLEObject Type="Embed" ProgID="Equation.DSMT4" ShapeID="_x0000_i1349" DrawAspect="Content" ObjectID="_1833309474" r:id="rId43"/>
+          <o:OLEObject Type="Embed" ProgID="Equation.DSMT4" ShapeID="_x0000_i1042" DrawAspect="Content" ObjectID="_1833373987" r:id="rId43"/>
         </w:object>
       </w:r>
       <w:r>
@@ -9432,10 +9432,10 @@
           <w:szCs w:val="24"/>
         </w:rPr>
         <w:object w:dxaOrig="300" w:dyaOrig="360" w14:anchorId="77802C8F">
-          <v:shape id="_x0000_i1350" type="#_x0000_t75" style="width:15pt;height:18pt" o:ole="">
+          <v:shape id="_x0000_i1043" type="#_x0000_t75" style="width:14.95pt;height:17.8pt" o:ole="">
             <v:imagedata r:id="rId44" o:title=""/>
           </v:shape>
-          <o:OLEObject Type="Embed" ProgID="Equation.DSMT4" ShapeID="_x0000_i1350" DrawAspect="Content" ObjectID="_1833309475" r:id="rId45"/>
+          <o:OLEObject Type="Embed" ProgID="Equation.DSMT4" ShapeID="_x0000_i1043" DrawAspect="Content" ObjectID="_1833373988" r:id="rId45"/>
         </w:object>
       </w:r>
       <w:r>
@@ -9464,12 +9464,13 @@
       <w:r>
         <w:rPr>
           <w:rFonts w:ascii="Times New Roman" w:hAnsi="Times New Roman" w:cs="Times New Roman"/>
-        </w:rPr>
-        <w:object w:dxaOrig="5560" w:dyaOrig="1160" w14:anchorId="0B3A5CF8">
-          <v:shape id="_x0000_i1371" type="#_x0000_t75" style="width:278pt;height:58pt" o:ole="">
+          <w:position w:val="-56"/>
+        </w:rPr>
+        <w:object w:dxaOrig="5560" w:dyaOrig="1240" w14:anchorId="0B3A5CF8">
+          <v:shape id="_x0000_i1108" type="#_x0000_t75" style="width:278pt;height:62pt" o:ole="">
             <v:imagedata r:id="rId46" o:title=""/>
           </v:shape>
-          <o:OLEObject Type="Embed" ProgID="Equation.DSMT4" ShapeID="_x0000_i1371" DrawAspect="Content" ObjectID="_1833309476" r:id="rId47"/>
+          <o:OLEObject Type="Embed" ProgID="Equation.DSMT4" ShapeID="_x0000_i1108" DrawAspect="Content" ObjectID="_1833373989" r:id="rId47"/>
         </w:object>
       </w:r>
       <w:r>
@@ -9614,10 +9615,10 @@
           <w:rFonts w:ascii="Times New Roman" w:hAnsi="Times New Roman" w:cs="Times New Roman"/>
         </w:rPr>
         <w:object w:dxaOrig="1960" w:dyaOrig="520" w14:anchorId="590D42AD">
-          <v:shape id="_x0000_i1351" type="#_x0000_t75" style="width:98pt;height:26pt" o:ole="">
+          <v:shape id="_x0000_i1045" type="#_x0000_t75" style="width:97.65pt;height:25.65pt" o:ole="">
             <v:imagedata r:id="rId48" o:title=""/>
           </v:shape>
-          <o:OLEObject Type="Embed" ProgID="Equation.DSMT4" ShapeID="_x0000_i1351" DrawAspect="Content" ObjectID="_1833309477" r:id="rId49"/>
+          <o:OLEObject Type="Embed" ProgID="Equation.DSMT4" ShapeID="_x0000_i1045" DrawAspect="Content" ObjectID="_1833373990" r:id="rId49"/>
         </w:object>
       </w:r>
       <w:r>
@@ -9762,10 +9763,10 @@
           <w:rFonts w:ascii="Times New Roman" w:hAnsi="Times New Roman" w:cs="Times New Roman"/>
         </w:rPr>
         <w:object w:dxaOrig="1579" w:dyaOrig="499" w14:anchorId="6CC3C39B">
-          <v:shape id="_x0000_i1352" type="#_x0000_t75" style="width:79pt;height:25pt" o:ole="">
+          <v:shape id="_x0000_i1046" type="#_x0000_t75" style="width:79.15pt;height:24.95pt" o:ole="">
             <v:imagedata r:id="rId50" o:title=""/>
           </v:shape>
-          <o:OLEObject Type="Embed" ProgID="Equation.DSMT4" ShapeID="_x0000_i1352" DrawAspect="Content" ObjectID="_1833309478" r:id="rId51"/>
+          <o:OLEObject Type="Embed" ProgID="Equation.DSMT4" ShapeID="_x0000_i1046" DrawAspect="Content" ObjectID="_1833373991" r:id="rId51"/>
         </w:object>
       </w:r>
       <w:r>
@@ -10204,10 +10205,10 @@
           <w:szCs w:val="24"/>
         </w:rPr>
         <w:object w:dxaOrig="220" w:dyaOrig="279" w14:anchorId="4B4B0DBE">
-          <v:shape id="_x0000_i1360" type="#_x0000_t75" style="width:11pt;height:14pt" o:ole="">
+          <v:shape id="_x0000_i1047" type="#_x0000_t75" style="width:10.7pt;height:14.25pt" o:ole="">
             <v:imagedata r:id="rId52" o:title=""/>
           </v:shape>
-          <o:OLEObject Type="Embed" ProgID="Equation.DSMT4" ShapeID="_x0000_i1360" DrawAspect="Content" ObjectID="_1833309479" r:id="rId53"/>
+          <o:OLEObject Type="Embed" ProgID="Equation.DSMT4" ShapeID="_x0000_i1047" DrawAspect="Content" ObjectID="_1833373992" r:id="rId53"/>
         </w:object>
       </w:r>
       <w:r>
@@ -10225,10 +10226,10 @@
           <w:szCs w:val="24"/>
         </w:rPr>
         <w:object w:dxaOrig="1640" w:dyaOrig="380" w14:anchorId="195B1768">
-          <v:shape id="_x0000_i1361" type="#_x0000_t75" style="width:82pt;height:19pt" o:ole="">
+          <v:shape id="_x0000_i1048" type="#_x0000_t75" style="width:82pt;height:19.25pt" o:ole="">
             <v:imagedata r:id="rId54" o:title=""/>
           </v:shape>
-          <o:OLEObject Type="Embed" ProgID="Equation.DSMT4" ShapeID="_x0000_i1361" DrawAspect="Content" ObjectID="_1833309480" r:id="rId55"/>
+          <o:OLEObject Type="Embed" ProgID="Equation.DSMT4" ShapeID="_x0000_i1048" DrawAspect="Content" ObjectID="_1833373993" r:id="rId55"/>
         </w:object>
       </w:r>
       <w:r>
@@ -10259,10 +10260,10 @@
           <w:rFonts w:ascii="Times New Roman" w:hAnsi="Times New Roman" w:cs="Times New Roman"/>
         </w:rPr>
         <w:object w:dxaOrig="1600" w:dyaOrig="380" w14:anchorId="569DA681">
-          <v:shape id="_x0000_i1362" type="#_x0000_t75" style="width:80pt;height:19pt" o:ole="">
+          <v:shape id="_x0000_i1049" type="#_x0000_t75" style="width:79.85pt;height:19.25pt" o:ole="">
             <v:imagedata r:id="rId56" o:title=""/>
           </v:shape>
-          <o:OLEObject Type="Embed" ProgID="Equation.DSMT4" ShapeID="_x0000_i1362" DrawAspect="Content" ObjectID="_1833309481" r:id="rId57"/>
+          <o:OLEObject Type="Embed" ProgID="Equation.DSMT4" ShapeID="_x0000_i1049" DrawAspect="Content" ObjectID="_1833373994" r:id="rId57"/>
         </w:object>
       </w:r>
       <w:r>
@@ -10440,10 +10441,10 @@
           <w:szCs w:val="24"/>
         </w:rPr>
         <w:object w:dxaOrig="380" w:dyaOrig="380" w14:anchorId="790985C4">
-          <v:shape id="_x0000_i1363" type="#_x0000_t75" style="width:19pt;height:19pt" o:ole="">
+          <v:shape id="_x0000_i1050" type="#_x0000_t75" style="width:19.25pt;height:19.25pt" o:ole="">
             <v:imagedata r:id="rId58" o:title=""/>
           </v:shape>
-          <o:OLEObject Type="Embed" ProgID="Equation.DSMT4" ShapeID="_x0000_i1363" DrawAspect="Content" ObjectID="_1833309482" r:id="rId59"/>
+          <o:OLEObject Type="Embed" ProgID="Equation.DSMT4" ShapeID="_x0000_i1050" DrawAspect="Content" ObjectID="_1833373995" r:id="rId59"/>
         </w:object>
       </w:r>
       <w:r>
@@ -10461,10 +10462,10 @@
           <w:szCs w:val="24"/>
         </w:rPr>
         <w:object w:dxaOrig="580" w:dyaOrig="260" w14:anchorId="7D5DA769">
-          <v:shape id="_x0000_i1364" type="#_x0000_t75" style="width:29pt;height:13pt" o:ole="">
+          <v:shape id="_x0000_i1051" type="#_x0000_t75" style="width:29.25pt;height:12.85pt" o:ole="">
             <v:imagedata r:id="rId60" o:title=""/>
           </v:shape>
-          <o:OLEObject Type="Embed" ProgID="Equation.DSMT4" ShapeID="_x0000_i1364" DrawAspect="Content" ObjectID="_1833309483" r:id="rId61"/>
+          <o:OLEObject Type="Embed" ProgID="Equation.DSMT4" ShapeID="_x0000_i1051" DrawAspect="Content" ObjectID="_1833373996" r:id="rId61"/>
         </w:object>
       </w:r>
       <w:r>
@@ -10482,10 +10483,10 @@
           <w:szCs w:val="24"/>
         </w:rPr>
         <w:object w:dxaOrig="520" w:dyaOrig="279" w14:anchorId="0CEC670D">
-          <v:shape id="_x0000_i1365" type="#_x0000_t75" style="width:26pt;height:14pt" o:ole="">
+          <v:shape id="_x0000_i1052" type="#_x0000_t75" style="width:25.65pt;height:14.25pt" o:ole="">
             <v:imagedata r:id="rId62" o:title=""/>
           </v:shape>
-          <o:OLEObject Type="Embed" ProgID="Equation.DSMT4" ShapeID="_x0000_i1365" DrawAspect="Content" ObjectID="_1833309484" r:id="rId63"/>
+          <o:OLEObject Type="Embed" ProgID="Equation.DSMT4" ShapeID="_x0000_i1052" DrawAspect="Content" ObjectID="_1833373997" r:id="rId63"/>
         </w:object>
       </w:r>
       <w:r>
@@ -10530,10 +10531,10 @@
           <w:szCs w:val="24"/>
         </w:rPr>
         <w:object w:dxaOrig="360" w:dyaOrig="380" w14:anchorId="643A1398">
-          <v:shape id="_x0000_i1366" type="#_x0000_t75" style="width:18pt;height:19pt" o:ole="">
+          <v:shape id="_x0000_i1053" type="#_x0000_t75" style="width:17.8pt;height:19.25pt" o:ole="">
             <v:imagedata r:id="rId64" o:title=""/>
           </v:shape>
-          <o:OLEObject Type="Embed" ProgID="Equation.DSMT4" ShapeID="_x0000_i1366" DrawAspect="Content" ObjectID="_1833309485" r:id="rId65"/>
+          <o:OLEObject Type="Embed" ProgID="Equation.DSMT4" ShapeID="_x0000_i1053" DrawAspect="Content" ObjectID="_1833373998" r:id="rId65"/>
         </w:object>
       </w:r>
       <w:r>
@@ -10611,10 +10612,10 @@
           <w:rFonts w:ascii="Times New Roman" w:hAnsi="Times New Roman" w:cs="Times New Roman"/>
         </w:rPr>
         <w:object w:dxaOrig="4099" w:dyaOrig="700" w14:anchorId="230E9F10">
-          <v:shape id="_x0000_i1367" type="#_x0000_t75" style="width:205pt;height:35pt" o:ole="">
+          <v:shape id="_x0000_i1054" type="#_x0000_t75" style="width:204.6pt;height:34.95pt" o:ole="">
             <v:imagedata r:id="rId66" o:title=""/>
           </v:shape>
-          <o:OLEObject Type="Embed" ProgID="Equation.DSMT4" ShapeID="_x0000_i1367" DrawAspect="Content" ObjectID="_1833309486" r:id="rId67"/>
+          <o:OLEObject Type="Embed" ProgID="Equation.DSMT4" ShapeID="_x0000_i1054" DrawAspect="Content" ObjectID="_1833373999" r:id="rId67"/>
         </w:object>
       </w:r>
       <w:r>
@@ -10778,10 +10779,10 @@
           <w:rFonts w:ascii="Times New Roman" w:hAnsi="Times New Roman" w:cs="Times New Roman"/>
         </w:rPr>
         <w:object w:dxaOrig="3340" w:dyaOrig="700" w14:anchorId="02F8F16C">
-          <v:shape id="_x0000_i1368" type="#_x0000_t75" style="width:167pt;height:35pt" o:ole="">
+          <v:shape id="_x0000_i1055" type="#_x0000_t75" style="width:166.8pt;height:34.95pt" o:ole="">
             <v:imagedata r:id="rId68" o:title=""/>
           </v:shape>
-          <o:OLEObject Type="Embed" ProgID="Equation.DSMT4" ShapeID="_x0000_i1368" DrawAspect="Content" ObjectID="_1833309487" r:id="rId69"/>
+          <o:OLEObject Type="Embed" ProgID="Equation.DSMT4" ShapeID="_x0000_i1055" DrawAspect="Content" ObjectID="_1833374000" r:id="rId69"/>
         </w:object>
       </w:r>
       <w:r>
@@ -10961,10 +10962,10 @@
           <w:rFonts w:ascii="Times New Roman" w:hAnsi="Times New Roman" w:cs="Times New Roman"/>
         </w:rPr>
         <w:object w:dxaOrig="3379" w:dyaOrig="740" w14:anchorId="23527016">
-          <v:shape id="_x0000_i1369" type="#_x0000_t75" style="width:169pt;height:37pt" o:ole="">
+          <v:shape id="_x0000_i1056" type="#_x0000_t75" style="width:168.95pt;height:37.05pt" o:ole="">
             <v:imagedata r:id="rId70" o:title=""/>
           </v:shape>
-          <o:OLEObject Type="Embed" ProgID="Equation.DSMT4" ShapeID="_x0000_i1369" DrawAspect="Content" ObjectID="_1833309488" r:id="rId71"/>
+          <o:OLEObject Type="Embed" ProgID="Equation.DSMT4" ShapeID="_x0000_i1056" DrawAspect="Content" ObjectID="_1833374001" r:id="rId71"/>
         </w:object>
       </w:r>
       <w:r>
@@ -11129,10 +11130,10 @@
           <w:rFonts w:ascii="Times New Roman" w:hAnsi="Times New Roman" w:cs="Times New Roman"/>
         </w:rPr>
         <w:object w:dxaOrig="2680" w:dyaOrig="440" w14:anchorId="2CA2CA25">
-          <v:shape id="_x0000_i1370" type="#_x0000_t75" style="width:134pt;height:22pt" o:ole="">
+          <v:shape id="_x0000_i1057" type="#_x0000_t75" style="width:134pt;height:22.1pt" o:ole="">
             <v:imagedata r:id="rId72" o:title=""/>
           </v:shape>
-          <o:OLEObject Type="Embed" ProgID="Equation.DSMT4" ShapeID="_x0000_i1370" DrawAspect="Content" ObjectID="_1833309489" r:id="rId73"/>
+          <o:OLEObject Type="Embed" ProgID="Equation.DSMT4" ShapeID="_x0000_i1057" DrawAspect="Content" ObjectID="_1833374002" r:id="rId73"/>
         </w:object>
       </w:r>
       <w:r>
@@ -11959,7 +11960,7 @@
         </w:rPr>
         <w:lastRenderedPageBreak/>
         <w:drawing>
-          <wp:inline distT="0" distB="0" distL="0" distR="0" wp14:anchorId="1C6304AA" wp14:editId="315D9146">
+          <wp:inline distT="0" distB="0" distL="0" distR="0" wp14:anchorId="1C6304AA" wp14:editId="19D4EFE9">
             <wp:extent cx="3055704" cy="8210550"/>
             <wp:effectExtent l="0" t="0" r="0" b="0"/>
             <wp:docPr id="1523920124" name="图片 4"/>
@@ -12205,16 +12206,7 @@
           <w:sz w:val="24"/>
           <w:szCs w:val="24"/>
         </w:rPr>
-        <w:t>下层</w:t>
-      </w:r>
-      <w:r>
-        <w:rPr>
-          <w:rFonts w:ascii="Times New Roman" w:eastAsia="宋体" w:hAnsi="Times New Roman" w:cs="Times New Roman"/>
-          <w:color w:val="auto"/>
-          <w:sz w:val="24"/>
-          <w:szCs w:val="24"/>
-        </w:rPr>
-        <w:t>求解算法</w:t>
+        <w:t>下层求解算法</w:t>
       </w:r>
       <w:r>
         <w:rPr>
@@ -12317,10 +12309,10 @@
           <w:szCs w:val="24"/>
         </w:rPr>
         <w:object w:dxaOrig="300" w:dyaOrig="360" w14:anchorId="7A88BF37">
-          <v:shape id="_x0000_i1566" type="#_x0000_t75" style="width:15pt;height:18pt" o:ole="">
+          <v:shape id="_x0000_i1058" type="#_x0000_t75" style="width:14.95pt;height:17.8pt" o:ole="">
             <v:imagedata r:id="rId76" o:title=""/>
           </v:shape>
-          <o:OLEObject Type="Embed" ProgID="Equation.DSMT4" ShapeID="_x0000_i1566" DrawAspect="Content" ObjectID="_1833309490" r:id="rId77"/>
+          <o:OLEObject Type="Embed" ProgID="Equation.DSMT4" ShapeID="_x0000_i1058" DrawAspect="Content" ObjectID="_1833374003" r:id="rId77"/>
         </w:object>
       </w:r>
       <w:r>
@@ -12354,10 +12346,10 @@
           <w:szCs w:val="24"/>
         </w:rPr>
         <w:object w:dxaOrig="260" w:dyaOrig="380" w14:anchorId="6B1C9C63">
-          <v:shape id="_x0000_i1567" type="#_x0000_t75" style="width:13pt;height:19pt" o:ole="">
+          <v:shape id="_x0000_i1059" type="#_x0000_t75" style="width:12.85pt;height:19.25pt" o:ole="">
             <v:imagedata r:id="rId78" o:title=""/>
           </v:shape>
-          <o:OLEObject Type="Embed" ProgID="Equation.DSMT4" ShapeID="_x0000_i1567" DrawAspect="Content" ObjectID="_1833309491" r:id="rId79"/>
+          <o:OLEObject Type="Embed" ProgID="Equation.DSMT4" ShapeID="_x0000_i1059" DrawAspect="Content" ObjectID="_1833374004" r:id="rId79"/>
         </w:object>
       </w:r>
       <w:r>
@@ -12375,10 +12367,10 @@
           <w:szCs w:val="24"/>
         </w:rPr>
         <w:object w:dxaOrig="300" w:dyaOrig="380" w14:anchorId="43A86219">
-          <v:shape id="_x0000_i1568" type="#_x0000_t75" style="width:15pt;height:19pt" o:ole="">
+          <v:shape id="_x0000_i1060" type="#_x0000_t75" style="width:14.95pt;height:19.25pt" o:ole="">
             <v:imagedata r:id="rId80" o:title=""/>
           </v:shape>
-          <o:OLEObject Type="Embed" ProgID="Equation.DSMT4" ShapeID="_x0000_i1568" DrawAspect="Content" ObjectID="_1833309492" r:id="rId81"/>
+          <o:OLEObject Type="Embed" ProgID="Equation.DSMT4" ShapeID="_x0000_i1060" DrawAspect="Content" ObjectID="_1833374005" r:id="rId81"/>
         </w:object>
       </w:r>
       <w:r>
@@ -12444,10 +12436,10 @@
           <w:rFonts w:ascii="Times New Roman" w:hAnsi="Times New Roman" w:cs="Times New Roman"/>
         </w:rPr>
         <w:object w:dxaOrig="1800" w:dyaOrig="460" w14:anchorId="2DC834B9">
-          <v:shape id="_x0000_i1569" type="#_x0000_t75" style="width:90pt;height:23pt" o:ole="">
+          <v:shape id="_x0000_i1061" type="#_x0000_t75" style="width:89.8pt;height:22.8pt" o:ole="">
             <v:imagedata r:id="rId82" o:title=""/>
           </v:shape>
-          <o:OLEObject Type="Embed" ProgID="Equation.DSMT4" ShapeID="_x0000_i1569" DrawAspect="Content" ObjectID="_1833309493" r:id="rId83"/>
+          <o:OLEObject Type="Embed" ProgID="Equation.DSMT4" ShapeID="_x0000_i1061" DrawAspect="Content" ObjectID="_1833374006" r:id="rId83"/>
         </w:object>
       </w:r>
       <w:r>
@@ -12614,10 +12606,10 @@
           <w:szCs w:val="24"/>
         </w:rPr>
         <w:object w:dxaOrig="2439" w:dyaOrig="380" w14:anchorId="749B564D">
-          <v:shape id="_x0000_i1573" type="#_x0000_t75" style="width:122pt;height:19pt" o:ole="">
+          <v:shape id="_x0000_i1062" type="#_x0000_t75" style="width:121.9pt;height:19.25pt" o:ole="">
             <v:imagedata r:id="rId84" o:title=""/>
           </v:shape>
-          <o:OLEObject Type="Embed" ProgID="Equation.DSMT4" ShapeID="_x0000_i1573" DrawAspect="Content" ObjectID="_1833309494" r:id="rId85"/>
+          <o:OLEObject Type="Embed" ProgID="Equation.DSMT4" ShapeID="_x0000_i1062" DrawAspect="Content" ObjectID="_1833374007" r:id="rId85"/>
         </w:object>
       </w:r>
       <w:r>
@@ -12701,10 +12693,10 @@
           <w:rFonts w:ascii="Times New Roman" w:hAnsi="Times New Roman" w:cs="Times New Roman"/>
         </w:rPr>
         <w:object w:dxaOrig="6520" w:dyaOrig="400" w14:anchorId="064AB18D">
-          <v:shape id="_x0000_i1570" type="#_x0000_t75" style="width:326pt;height:20pt" o:ole="">
+          <v:shape id="_x0000_i1063" type="#_x0000_t75" style="width:326.15pt;height:19.95pt" o:ole="">
             <v:imagedata r:id="rId86" o:title=""/>
           </v:shape>
-          <o:OLEObject Type="Embed" ProgID="Equation.DSMT4" ShapeID="_x0000_i1570" DrawAspect="Content" ObjectID="_1833309495" r:id="rId87"/>
+          <o:OLEObject Type="Embed" ProgID="Equation.DSMT4" ShapeID="_x0000_i1063" DrawAspect="Content" ObjectID="_1833374008" r:id="rId87"/>
         </w:object>
       </w:r>
       <w:r>
@@ -12860,10 +12852,10 @@
           <w:szCs w:val="24"/>
         </w:rPr>
         <w:object w:dxaOrig="380" w:dyaOrig="300" w14:anchorId="7A8A1F26">
-          <v:shape id="_x0000_i1571" type="#_x0000_t75" style="width:19pt;height:15pt" o:ole="">
+          <v:shape id="_x0000_i1064" type="#_x0000_t75" style="width:19.25pt;height:14.95pt" o:ole="">
             <v:imagedata r:id="rId88" o:title=""/>
           </v:shape>
-          <o:OLEObject Type="Embed" ProgID="Equation.DSMT4" ShapeID="_x0000_i1571" DrawAspect="Content" ObjectID="_1833309496" r:id="rId89"/>
+          <o:OLEObject Type="Embed" ProgID="Equation.DSMT4" ShapeID="_x0000_i1064" DrawAspect="Content" ObjectID="_1833374009" r:id="rId89"/>
         </w:object>
       </w:r>
       <w:r>
@@ -12881,10 +12873,10 @@
           <w:szCs w:val="24"/>
         </w:rPr>
         <w:object w:dxaOrig="600" w:dyaOrig="360" w14:anchorId="1FD9E619">
-          <v:shape id="_x0000_i1572" type="#_x0000_t75" style="width:30pt;height:18pt" o:ole="">
+          <v:shape id="_x0000_i1065" type="#_x0000_t75" style="width:29.95pt;height:17.8pt" o:ole="">
             <v:imagedata r:id="rId90" o:title=""/>
           </v:shape>
-          <o:OLEObject Type="Embed" ProgID="Equation.DSMT4" ShapeID="_x0000_i1572" DrawAspect="Content" ObjectID="_1833309497" r:id="rId91"/>
+          <o:OLEObject Type="Embed" ProgID="Equation.DSMT4" ShapeID="_x0000_i1065" DrawAspect="Content" ObjectID="_1833374010" r:id="rId91"/>
         </w:object>
       </w:r>
       <w:r>
@@ -12978,16 +12970,7 @@
           <w:sz w:val="24"/>
           <w:szCs w:val="24"/>
         </w:rPr>
-        <w:t>(</w:t>
-      </w:r>
-      <w:r>
-        <w:rPr>
-          <w:rFonts w:ascii="Times New Roman" w:eastAsia="宋体" w:hAnsi="Times New Roman" w:cs="Times New Roman"/>
-          <w:color w:val="auto"/>
-          <w:sz w:val="24"/>
-          <w:szCs w:val="24"/>
-        </w:rPr>
-        <w:t>SAMOGP</w:t>
+        <w:t>(SAMOGP</w:t>
       </w:r>
       <w:bookmarkEnd w:id="4"/>
       <w:r>
@@ -13361,10 +13344,10 @@
           <w:szCs w:val="24"/>
         </w:rPr>
         <w:object w:dxaOrig="220" w:dyaOrig="279" w14:anchorId="59C65DBC">
-          <v:shape id="_x0000_i1661" type="#_x0000_t75" style="width:11pt;height:14pt" o:ole="">
+          <v:shape id="_x0000_i1066" type="#_x0000_t75" style="width:10.7pt;height:14.25pt" o:ole="">
             <v:imagedata r:id="rId52" o:title=""/>
           </v:shape>
-          <o:OLEObject Type="Embed" ProgID="Equation.DSMT4" ShapeID="_x0000_i1661" DrawAspect="Content" ObjectID="_1833309498" r:id="rId92"/>
+          <o:OLEObject Type="Embed" ProgID="Equation.DSMT4" ShapeID="_x0000_i1066" DrawAspect="Content" ObjectID="_1833374011" r:id="rId92"/>
         </w:object>
       </w:r>
       <w:r>
@@ -13383,10 +13366,10 @@
           <w:szCs w:val="24"/>
         </w:rPr>
         <w:object w:dxaOrig="1440" w:dyaOrig="380" w14:anchorId="2A06CEC3">
-          <v:shape id="_x0000_i1662" type="#_x0000_t75" style="width:1in;height:19pt" o:ole="">
+          <v:shape id="_x0000_i1067" type="#_x0000_t75" style="width:1in;height:19.25pt" o:ole="">
             <v:imagedata r:id="rId93" o:title=""/>
           </v:shape>
-          <o:OLEObject Type="Embed" ProgID="Equation.DSMT4" ShapeID="_x0000_i1662" DrawAspect="Content" ObjectID="_1833309499" r:id="rId94"/>
+          <o:OLEObject Type="Embed" ProgID="Equation.DSMT4" ShapeID="_x0000_i1067" DrawAspect="Content" ObjectID="_1833374012" r:id="rId94"/>
         </w:object>
       </w:r>
       <w:r>
@@ -13405,10 +13388,10 @@
           <w:szCs w:val="24"/>
         </w:rPr>
         <w:object w:dxaOrig="1600" w:dyaOrig="380" w14:anchorId="6236E408">
-          <v:shape id="_x0000_i1663" type="#_x0000_t75" style="width:80pt;height:19pt" o:ole="">
+          <v:shape id="_x0000_i1068" type="#_x0000_t75" style="width:79.85pt;height:19.25pt" o:ole="">
             <v:imagedata r:id="rId95" o:title=""/>
           </v:shape>
-          <o:OLEObject Type="Embed" ProgID="Equation.DSMT4" ShapeID="_x0000_i1663" DrawAspect="Content" ObjectID="_1833309500" r:id="rId96"/>
+          <o:OLEObject Type="Embed" ProgID="Equation.DSMT4" ShapeID="_x0000_i1068" DrawAspect="Content" ObjectID="_1833374013" r:id="rId96"/>
         </w:object>
       </w:r>
       <w:r>
@@ -13539,10 +13522,10 @@
           <w:position w:val="-30"/>
         </w:rPr>
         <w:object w:dxaOrig="3660" w:dyaOrig="680" w14:anchorId="6ED6F4E6">
-          <v:shape id="_x0000_i1664" type="#_x0000_t75" style="width:183pt;height:34pt" o:ole="">
+          <v:shape id="_x0000_i1069" type="#_x0000_t75" style="width:183.2pt;height:34.2pt" o:ole="">
             <v:imagedata r:id="rId97" o:title=""/>
           </v:shape>
-          <o:OLEObject Type="Embed" ProgID="Equation.DSMT4" ShapeID="_x0000_i1664" DrawAspect="Content" ObjectID="_1833309501" r:id="rId98"/>
+          <o:OLEObject Type="Embed" ProgID="Equation.DSMT4" ShapeID="_x0000_i1069" DrawAspect="Content" ObjectID="_1833374014" r:id="rId98"/>
         </w:object>
       </w:r>
       <w:r>
@@ -13690,10 +13673,10 @@
           <w:position w:val="-30"/>
         </w:rPr>
         <w:object w:dxaOrig="3680" w:dyaOrig="680" w14:anchorId="477E0E45">
-          <v:shape id="_x0000_i1665" type="#_x0000_t75" style="width:184pt;height:34pt" o:ole="">
+          <v:shape id="_x0000_i1070" type="#_x0000_t75" style="width:183.9pt;height:34.2pt" o:ole="">
             <v:imagedata r:id="rId99" o:title=""/>
           </v:shape>
-          <o:OLEObject Type="Embed" ProgID="Equation.DSMT4" ShapeID="_x0000_i1665" DrawAspect="Content" ObjectID="_1833309502" r:id="rId100"/>
+          <o:OLEObject Type="Embed" ProgID="Equation.DSMT4" ShapeID="_x0000_i1070" DrawAspect="Content" ObjectID="_1833374015" r:id="rId100"/>
         </w:object>
       </w:r>
       <w:r>
@@ -14212,10 +14195,10 @@
           <w:szCs w:val="24"/>
         </w:rPr>
         <w:object w:dxaOrig="220" w:dyaOrig="279" w14:anchorId="49F64A80">
-          <v:shape id="_x0000_i1666" type="#_x0000_t75" style="width:11pt;height:14pt" o:ole="">
+          <v:shape id="_x0000_i1071" type="#_x0000_t75" style="width:10.7pt;height:14.25pt" o:ole="">
             <v:imagedata r:id="rId101" o:title=""/>
           </v:shape>
-          <o:OLEObject Type="Embed" ProgID="Equation.DSMT4" ShapeID="_x0000_i1666" DrawAspect="Content" ObjectID="_1833309503" r:id="rId102"/>
+          <o:OLEObject Type="Embed" ProgID="Equation.DSMT4" ShapeID="_x0000_i1071" DrawAspect="Content" ObjectID="_1833374016" r:id="rId102"/>
         </w:object>
       </w:r>
       <w:r>
@@ -14367,10 +14350,10 @@
           <w:szCs w:val="24"/>
         </w:rPr>
         <w:object w:dxaOrig="220" w:dyaOrig="279" w14:anchorId="0894FDC0">
-          <v:shape id="_x0000_i1667" type="#_x0000_t75" style="width:11pt;height:14pt" o:ole="">
+          <v:shape id="_x0000_i1072" type="#_x0000_t75" style="width:10.7pt;height:14.25pt" o:ole="">
             <v:imagedata r:id="rId101" o:title=""/>
           </v:shape>
-          <o:OLEObject Type="Embed" ProgID="Equation.DSMT4" ShapeID="_x0000_i1667" DrawAspect="Content" ObjectID="_1833309504" r:id="rId103"/>
+          <o:OLEObject Type="Embed" ProgID="Equation.DSMT4" ShapeID="_x0000_i1072" DrawAspect="Content" ObjectID="_1833374017" r:id="rId103"/>
         </w:object>
       </w:r>
       <w:r>
@@ -14525,10 +14508,10 @@
           <w:szCs w:val="24"/>
         </w:rPr>
         <w:object w:dxaOrig="220" w:dyaOrig="279" w14:anchorId="56D75BC8">
-          <v:shape id="_x0000_i1668" type="#_x0000_t75" style="width:11pt;height:14pt" o:ole="">
+          <v:shape id="_x0000_i1073" type="#_x0000_t75" style="width:10.7pt;height:14.25pt" o:ole="">
             <v:imagedata r:id="rId104" o:title=""/>
           </v:shape>
-          <o:OLEObject Type="Embed" ProgID="Equation.DSMT4" ShapeID="_x0000_i1668" DrawAspect="Content" ObjectID="_1833309505" r:id="rId105"/>
+          <o:OLEObject Type="Embed" ProgID="Equation.DSMT4" ShapeID="_x0000_i1073" DrawAspect="Content" ObjectID="_1833374018" r:id="rId105"/>
         </w:object>
       </w:r>
       <w:r>
@@ -14611,10 +14594,10 @@
           <w:szCs w:val="24"/>
         </w:rPr>
         <w:object w:dxaOrig="1800" w:dyaOrig="360" w14:anchorId="1EE8E7DE">
-          <v:shape id="_x0000_i1669" type="#_x0000_t75" style="width:90pt;height:18pt" o:ole="">
+          <v:shape id="_x0000_i1074" type="#_x0000_t75" style="width:89.8pt;height:17.8pt" o:ole="">
             <v:imagedata r:id="rId106" o:title=""/>
           </v:shape>
-          <o:OLEObject Type="Embed" ProgID="Equation.DSMT4" ShapeID="_x0000_i1669" DrawAspect="Content" ObjectID="_1833309506" r:id="rId107"/>
+          <o:OLEObject Type="Embed" ProgID="Equation.DSMT4" ShapeID="_x0000_i1074" DrawAspect="Content" ObjectID="_1833374019" r:id="rId107"/>
         </w:object>
       </w:r>
       <w:r>
@@ -14737,10 +14720,10 @@
           <w:szCs w:val="24"/>
         </w:rPr>
         <w:object w:dxaOrig="1579" w:dyaOrig="380" w14:anchorId="6813EBD0">
-          <v:shape id="_x0000_i1670" type="#_x0000_t75" style="width:79pt;height:19pt" o:ole="">
+          <v:shape id="_x0000_i1075" type="#_x0000_t75" style="width:79.15pt;height:19.25pt" o:ole="">
             <v:imagedata r:id="rId108" o:title=""/>
           </v:shape>
-          <o:OLEObject Type="Embed" ProgID="Equation.DSMT4" ShapeID="_x0000_i1670" DrawAspect="Content" ObjectID="_1833309507" r:id="rId109"/>
+          <o:OLEObject Type="Embed" ProgID="Equation.DSMT4" ShapeID="_x0000_i1075" DrawAspect="Content" ObjectID="_1833374020" r:id="rId109"/>
         </w:object>
       </w:r>
       <w:r>
@@ -14775,10 +14758,10 @@
           <w:szCs w:val="24"/>
         </w:rPr>
         <w:object w:dxaOrig="240" w:dyaOrig="360" w14:anchorId="5F4A854B">
-          <v:shape id="_x0000_i1671" type="#_x0000_t75" style="width:12pt;height:18pt" o:ole="">
+          <v:shape id="_x0000_i1076" type="#_x0000_t75" style="width:12.1pt;height:17.8pt" o:ole="">
             <v:imagedata r:id="rId110" o:title=""/>
           </v:shape>
-          <o:OLEObject Type="Embed" ProgID="Equation.DSMT4" ShapeID="_x0000_i1671" DrawAspect="Content" ObjectID="_1833309508" r:id="rId111"/>
+          <o:OLEObject Type="Embed" ProgID="Equation.DSMT4" ShapeID="_x0000_i1076" DrawAspect="Content" ObjectID="_1833374021" r:id="rId111"/>
         </w:object>
       </w:r>
       <w:r>
@@ -14810,10 +14793,10 @@
           <w:position w:val="-14"/>
         </w:rPr>
         <w:object w:dxaOrig="2580" w:dyaOrig="400" w14:anchorId="48E87C51">
-          <v:shape id="_x0000_i1672" type="#_x0000_t75" style="width:129pt;height:20pt" o:ole="">
+          <v:shape id="_x0000_i1077" type="#_x0000_t75" style="width:129.05pt;height:19.95pt" o:ole="">
             <v:imagedata r:id="rId112" o:title=""/>
           </v:shape>
-          <o:OLEObject Type="Embed" ProgID="Equation.DSMT4" ShapeID="_x0000_i1672" DrawAspect="Content" ObjectID="_1833309509" r:id="rId113"/>
+          <o:OLEObject Type="Embed" ProgID="Equation.DSMT4" ShapeID="_x0000_i1077" DrawAspect="Content" ObjectID="_1833374022" r:id="rId113"/>
         </w:object>
       </w:r>
       <w:r>
@@ -14967,10 +14950,10 @@
           <w:szCs w:val="24"/>
         </w:rPr>
         <w:object w:dxaOrig="620" w:dyaOrig="380" w14:anchorId="19F602C0">
-          <v:shape id="_x0000_i1673" type="#_x0000_t75" style="width:31pt;height:19pt" o:ole="">
+          <v:shape id="_x0000_i1078" type="#_x0000_t75" style="width:30.65pt;height:19.25pt" o:ole="">
             <v:imagedata r:id="rId114" o:title=""/>
           </v:shape>
-          <o:OLEObject Type="Embed" ProgID="Equation.DSMT4" ShapeID="_x0000_i1673" DrawAspect="Content" ObjectID="_1833309510" r:id="rId115"/>
+          <o:OLEObject Type="Embed" ProgID="Equation.DSMT4" ShapeID="_x0000_i1078" DrawAspect="Content" ObjectID="_1833374023" r:id="rId115"/>
         </w:object>
       </w:r>
       <w:r>
@@ -14989,10 +14972,10 @@
           <w:szCs w:val="24"/>
         </w:rPr>
         <w:object w:dxaOrig="240" w:dyaOrig="360" w14:anchorId="0DD432A1">
-          <v:shape id="_x0000_i1674" type="#_x0000_t75" style="width:12pt;height:18pt" o:ole="">
+          <v:shape id="_x0000_i1079" type="#_x0000_t75" style="width:12.1pt;height:17.8pt" o:ole="">
             <v:imagedata r:id="rId110" o:title=""/>
           </v:shape>
-          <o:OLEObject Type="Embed" ProgID="Equation.DSMT4" ShapeID="_x0000_i1674" DrawAspect="Content" ObjectID="_1833309511" r:id="rId116"/>
+          <o:OLEObject Type="Embed" ProgID="Equation.DSMT4" ShapeID="_x0000_i1079" DrawAspect="Content" ObjectID="_1833374024" r:id="rId116"/>
         </w:object>
       </w:r>
       <w:r>
@@ -16922,7 +16905,7 @@
         <w:spacing w:line="360" w:lineRule="auto"/>
         <w:ind w:firstLine="480"/>
         <w:rPr>
-          <w:rFonts w:ascii="Times New Roman" w:eastAsia="宋体" w:hAnsi="Times New Roman" w:cs="Times New Roman" w:hint="eastAsia"/>
+          <w:rFonts w:ascii="Times New Roman" w:eastAsia="宋体" w:hAnsi="Times New Roman" w:cs="Times New Roman"/>
           <w:b/>
           <w:bCs/>
           <w:sz w:val="24"/>
@@ -17039,10 +17022,10 @@
           <w:szCs w:val="24"/>
         </w:rPr>
         <w:object w:dxaOrig="2040" w:dyaOrig="400" w14:anchorId="20A70AC7">
-          <v:shape id="_x0000_i1675" type="#_x0000_t75" style="width:102pt;height:20pt" o:ole="">
+          <v:shape id="_x0000_i1080" type="#_x0000_t75" style="width:101.95pt;height:19.95pt" o:ole="">
             <v:imagedata r:id="rId117" o:title=""/>
           </v:shape>
-          <o:OLEObject Type="Embed" ProgID="Equation.DSMT4" ShapeID="_x0000_i1675" DrawAspect="Content" ObjectID="_1833309512" r:id="rId118"/>
+          <o:OLEObject Type="Embed" ProgID="Equation.DSMT4" ShapeID="_x0000_i1080" DrawAspect="Content" ObjectID="_1833374025" r:id="rId118"/>
         </w:object>
       </w:r>
       <w:r>
@@ -17077,10 +17060,10 @@
           <w:szCs w:val="24"/>
         </w:rPr>
         <w:object w:dxaOrig="620" w:dyaOrig="400" w14:anchorId="4355484A">
-          <v:shape id="_x0000_i1676" type="#_x0000_t75" style="width:31pt;height:20pt" o:ole="">
+          <v:shape id="_x0000_i1081" type="#_x0000_t75" style="width:30.65pt;height:19.95pt" o:ole="">
             <v:imagedata r:id="rId119" o:title=""/>
           </v:shape>
-          <o:OLEObject Type="Embed" ProgID="Equation.DSMT4" ShapeID="_x0000_i1676" DrawAspect="Content" ObjectID="_1833309513" r:id="rId120"/>
+          <o:OLEObject Type="Embed" ProgID="Equation.DSMT4" ShapeID="_x0000_i1081" DrawAspect="Content" ObjectID="_1833374026" r:id="rId120"/>
         </w:object>
       </w:r>
       <w:r>
@@ -17115,10 +17098,10 @@
           <w:szCs w:val="24"/>
         </w:rPr>
         <w:object w:dxaOrig="279" w:dyaOrig="360" w14:anchorId="39C30A1D">
-          <v:shape id="_x0000_i1677" type="#_x0000_t75" style="width:14pt;height:18pt" o:ole="">
+          <v:shape id="_x0000_i1082" type="#_x0000_t75" style="width:14.25pt;height:17.8pt" o:ole="">
             <v:imagedata r:id="rId121" o:title=""/>
           </v:shape>
-          <o:OLEObject Type="Embed" ProgID="Equation.DSMT4" ShapeID="_x0000_i1677" DrawAspect="Content" ObjectID="_1833309514" r:id="rId122"/>
+          <o:OLEObject Type="Embed" ProgID="Equation.DSMT4" ShapeID="_x0000_i1082" DrawAspect="Content" ObjectID="_1833374027" r:id="rId122"/>
         </w:object>
       </w:r>
       <w:r>
@@ -17137,10 +17120,10 @@
           <w:szCs w:val="24"/>
         </w:rPr>
         <w:object w:dxaOrig="279" w:dyaOrig="360" w14:anchorId="0A67BC1A">
-          <v:shape id="_x0000_i1678" type="#_x0000_t75" style="width:14pt;height:18pt" o:ole="">
+          <v:shape id="_x0000_i1083" type="#_x0000_t75" style="width:14.25pt;height:17.8pt" o:ole="">
             <v:imagedata r:id="rId123" o:title=""/>
           </v:shape>
-          <o:OLEObject Type="Embed" ProgID="Equation.DSMT4" ShapeID="_x0000_i1678" DrawAspect="Content" ObjectID="_1833309515" r:id="rId124"/>
+          <o:OLEObject Type="Embed" ProgID="Equation.DSMT4" ShapeID="_x0000_i1083" DrawAspect="Content" ObjectID="_1833374028" r:id="rId124"/>
         </w:object>
       </w:r>
       <w:r>
@@ -17172,10 +17155,10 @@
           <w:position w:val="-14"/>
         </w:rPr>
         <w:object w:dxaOrig="2740" w:dyaOrig="400" w14:anchorId="48A7E273">
-          <v:shape id="_x0000_i1679" type="#_x0000_t75" style="width:137pt;height:20pt" o:ole="">
+          <v:shape id="_x0000_i1084" type="#_x0000_t75" style="width:136.85pt;height:19.95pt" o:ole="">
             <v:imagedata r:id="rId125" o:title=""/>
           </v:shape>
-          <o:OLEObject Type="Embed" ProgID="Equation.DSMT4" ShapeID="_x0000_i1679" DrawAspect="Content" ObjectID="_1833309516" r:id="rId126"/>
+          <o:OLEObject Type="Embed" ProgID="Equation.DSMT4" ShapeID="_x0000_i1084" DrawAspect="Content" ObjectID="_1833374029" r:id="rId126"/>
         </w:object>
       </w:r>
       <w:r>
@@ -17614,10 +17597,10 @@
           <w:szCs w:val="24"/>
         </w:rPr>
         <w:object w:dxaOrig="220" w:dyaOrig="279" w14:anchorId="6BA727AC">
-          <v:shape id="_x0000_i1680" type="#_x0000_t75" style="width:11pt;height:14pt" o:ole="">
+          <v:shape id="_x0000_i1085" type="#_x0000_t75" style="width:10.7pt;height:14.25pt" o:ole="">
             <v:imagedata r:id="rId127" o:title=""/>
           </v:shape>
-          <o:OLEObject Type="Embed" ProgID="Equation.DSMT4" ShapeID="_x0000_i1680" DrawAspect="Content" ObjectID="_1833309517" r:id="rId128"/>
+          <o:OLEObject Type="Embed" ProgID="Equation.DSMT4" ShapeID="_x0000_i1085" DrawAspect="Content" ObjectID="_1833374030" r:id="rId128"/>
         </w:object>
       </w:r>
       <w:r>
@@ -17649,10 +17632,10 @@
           <w:position w:val="-18"/>
         </w:rPr>
         <w:object w:dxaOrig="6000" w:dyaOrig="520" w14:anchorId="06A9DFC8">
-          <v:shape id="_x0000_i1681" type="#_x0000_t75" style="width:300pt;height:26pt" o:ole="">
+          <v:shape id="_x0000_i1086" type="#_x0000_t75" style="width:300.1pt;height:25.65pt" o:ole="">
             <v:imagedata r:id="rId129" o:title=""/>
           </v:shape>
-          <o:OLEObject Type="Embed" ProgID="Equation.DSMT4" ShapeID="_x0000_i1681" DrawAspect="Content" ObjectID="_1833309518" r:id="rId130"/>
+          <o:OLEObject Type="Embed" ProgID="Equation.DSMT4" ShapeID="_x0000_i1086" DrawAspect="Content" ObjectID="_1833374031" r:id="rId130"/>
         </w:object>
       </w:r>
       <w:r>
@@ -18129,10 +18112,10 @@
           <w:szCs w:val="24"/>
         </w:rPr>
         <w:object w:dxaOrig="220" w:dyaOrig="279" w14:anchorId="3DFABD85">
-          <v:shape id="_x0000_i1682" type="#_x0000_t75" style="width:11pt;height:14pt" o:ole="">
+          <v:shape id="_x0000_i1087" type="#_x0000_t75" style="width:10.7pt;height:14.25pt" o:ole="">
             <v:imagedata r:id="rId131" o:title=""/>
           </v:shape>
-          <o:OLEObject Type="Embed" ProgID="Equation.DSMT4" ShapeID="_x0000_i1682" DrawAspect="Content" ObjectID="_1833309519" r:id="rId132"/>
+          <o:OLEObject Type="Embed" ProgID="Equation.DSMT4" ShapeID="_x0000_i1087" DrawAspect="Content" ObjectID="_1833374032" r:id="rId132"/>
         </w:object>
       </w:r>
       <w:r>
@@ -18196,10 +18179,10 @@
           <w:szCs w:val="24"/>
         </w:rPr>
         <w:object w:dxaOrig="220" w:dyaOrig="279" w14:anchorId="57456431">
-          <v:shape id="_x0000_i1683" type="#_x0000_t75" style="width:11pt;height:14pt" o:ole="">
+          <v:shape id="_x0000_i1088" type="#_x0000_t75" style="width:10.7pt;height:14.25pt" o:ole="">
             <v:imagedata r:id="rId131" o:title=""/>
           </v:shape>
-          <o:OLEObject Type="Embed" ProgID="Equation.DSMT4" ShapeID="_x0000_i1683" DrawAspect="Content" ObjectID="_1833309520" r:id="rId133"/>
+          <o:OLEObject Type="Embed" ProgID="Equation.DSMT4" ShapeID="_x0000_i1088" DrawAspect="Content" ObjectID="_1833374033" r:id="rId133"/>
         </w:object>
       </w:r>
       <w:r>
@@ -18221,10 +18204,10 @@
           <w:szCs w:val="24"/>
         </w:rPr>
         <w:object w:dxaOrig="300" w:dyaOrig="320" w14:anchorId="1C219394">
-          <v:shape id="_x0000_i1684" type="#_x0000_t75" style="width:15pt;height:16pt" o:ole="">
+          <v:shape id="_x0000_i1089" type="#_x0000_t75" style="width:14.95pt;height:15.7pt" o:ole="">
             <v:imagedata r:id="rId134" o:title=""/>
           </v:shape>
-          <o:OLEObject Type="Embed" ProgID="Equation.DSMT4" ShapeID="_x0000_i1684" DrawAspect="Content" ObjectID="_1833309521" r:id="rId135"/>
+          <o:OLEObject Type="Embed" ProgID="Equation.DSMT4" ShapeID="_x0000_i1089" DrawAspect="Content" ObjectID="_1833374034" r:id="rId135"/>
         </w:object>
       </w:r>
       <w:r>
@@ -18279,10 +18262,10 @@
           <w:szCs w:val="24"/>
         </w:rPr>
         <w:object w:dxaOrig="420" w:dyaOrig="360" w14:anchorId="4F275E32">
-          <v:shape id="_x0000_i1685" type="#_x0000_t75" style="width:21pt;height:18pt" o:ole="">
+          <v:shape id="_x0000_i1090" type="#_x0000_t75" style="width:20.65pt;height:17.8pt" o:ole="">
             <v:imagedata r:id="rId136" o:title=""/>
           </v:shape>
-          <o:OLEObject Type="Embed" ProgID="Equation.DSMT4" ShapeID="_x0000_i1685" DrawAspect="Content" ObjectID="_1833309522" r:id="rId137"/>
+          <o:OLEObject Type="Embed" ProgID="Equation.DSMT4" ShapeID="_x0000_i1090" DrawAspect="Content" ObjectID="_1833374035" r:id="rId137"/>
         </w:object>
       </w:r>
       <w:r>
@@ -18300,6 +18283,279 @@
       <w:pPr>
         <w:spacing w:line="360" w:lineRule="auto"/>
         <w:ind w:firstLine="480"/>
+        <w:rPr>
+          <w:rFonts w:ascii="Times New Roman" w:eastAsia="宋体" w:hAnsi="Times New Roman" w:cs="Times New Roman"/>
+          <w:color w:val="1F1F1F"/>
+          <w:kern w:val="0"/>
+          <w:sz w:val="24"/>
+          <w:szCs w:val="24"/>
+        </w:rPr>
+      </w:pPr>
+      <w:r>
+        <w:rPr>
+          <w:rFonts w:ascii="Times New Roman" w:eastAsia="宋体" w:hAnsi="Times New Roman" w:cs="Times New Roman"/>
+          <w:color w:val="1F1F1F"/>
+          <w:kern w:val="0"/>
+          <w:sz w:val="24"/>
+          <w:szCs w:val="24"/>
+        </w:rPr>
+        <w:t>解决方案：利用</w:t>
+      </w:r>
+      <w:r>
+        <w:rPr>
+          <w:rFonts w:ascii="Times New Roman" w:eastAsia="宋体" w:hAnsi="Times New Roman" w:cs="Times New Roman"/>
+          <w:color w:val="1F1F1F"/>
+          <w:kern w:val="0"/>
+          <w:sz w:val="24"/>
+          <w:szCs w:val="24"/>
+        </w:rPr>
+        <w:t>“</w:t>
+      </w:r>
+      <w:r>
+        <w:rPr>
+          <w:rFonts w:ascii="Times New Roman" w:eastAsia="宋体" w:hAnsi="Times New Roman" w:cs="Times New Roman"/>
+          <w:color w:val="1F1F1F"/>
+          <w:kern w:val="0"/>
+          <w:sz w:val="24"/>
+          <w:szCs w:val="24"/>
+        </w:rPr>
+        <w:t>相似的平台策略会导致相似的司机均衡策略</w:t>
+      </w:r>
+      <w:r>
+        <w:rPr>
+          <w:rFonts w:ascii="Times New Roman" w:eastAsia="宋体" w:hAnsi="Times New Roman" w:cs="Times New Roman"/>
+          <w:color w:val="1F1F1F"/>
+          <w:kern w:val="0"/>
+          <w:sz w:val="24"/>
+          <w:szCs w:val="24"/>
+        </w:rPr>
+        <w:t>”</w:t>
+      </w:r>
+      <w:r>
+        <w:rPr>
+          <w:rFonts w:ascii="Times New Roman" w:eastAsia="宋体" w:hAnsi="Times New Roman" w:cs="Times New Roman"/>
+          <w:color w:val="1F1F1F"/>
+          <w:kern w:val="0"/>
+          <w:sz w:val="24"/>
+          <w:szCs w:val="24"/>
+        </w:rPr>
+        <w:t>这一连续性假设。建立一个策略</w:t>
+      </w:r>
+      <w:r>
+        <w:rPr>
+          <w:rFonts w:ascii="Times New Roman" w:eastAsia="宋体" w:hAnsi="Times New Roman" w:cs="Times New Roman"/>
+          <w:color w:val="1F1F1F"/>
+          <w:kern w:val="0"/>
+          <w:sz w:val="24"/>
+          <w:szCs w:val="24"/>
+        </w:rPr>
+        <w:t>-</w:t>
+      </w:r>
+      <w:r>
+        <w:rPr>
+          <w:rFonts w:ascii="Times New Roman" w:eastAsia="宋体" w:hAnsi="Times New Roman" w:cs="Times New Roman"/>
+          <w:color w:val="1F1F1F"/>
+          <w:kern w:val="0"/>
+          <w:sz w:val="24"/>
+          <w:szCs w:val="24"/>
+        </w:rPr>
+        <w:t>模型知识库</w:t>
+      </w:r>
+      <w:r>
+        <w:rPr>
+          <w:rFonts w:ascii="Times New Roman" w:eastAsia="宋体" w:hAnsi="Times New Roman" w:cs="Times New Roman"/>
+          <w:color w:val="1F1F1F"/>
+          <w:kern w:val="0"/>
+          <w:sz w:val="24"/>
+          <w:szCs w:val="24"/>
+        </w:rPr>
+        <w:object w:dxaOrig="1500" w:dyaOrig="380" w14:anchorId="34557E4E">
+          <v:shape id="_x0000_i1091" type="#_x0000_t75" style="width:74.85pt;height:19.25pt" o:ole="">
+            <v:imagedata r:id="rId138" o:title=""/>
+          </v:shape>
+          <o:OLEObject Type="Embed" ProgID="Equation.DSMT4" ShapeID="_x0000_i1091" DrawAspect="Content" ObjectID="_1833374036" r:id="rId139"/>
+        </w:object>
+      </w:r>
+      <w:r>
+        <w:rPr>
+          <w:rFonts w:ascii="Times New Roman" w:eastAsia="宋体" w:hAnsi="Times New Roman" w:cs="Times New Roman"/>
+          <w:color w:val="1F1F1F"/>
+          <w:kern w:val="0"/>
+          <w:sz w:val="24"/>
+          <w:szCs w:val="24"/>
+        </w:rPr>
+        <w:t>。当需要评估</w:t>
+      </w:r>
+      <w:r>
+        <w:rPr>
+          <w:rFonts w:ascii="Times New Roman" w:eastAsia="宋体" w:hAnsi="Times New Roman" w:cs="Times New Roman"/>
+          <w:color w:val="1F1F1F"/>
+          <w:kern w:val="0"/>
+          <w:sz w:val="24"/>
+          <w:szCs w:val="24"/>
+        </w:rPr>
+        <w:object w:dxaOrig="420" w:dyaOrig="360" w14:anchorId="4EDB3D84">
+          <v:shape id="_x0000_i1092" type="#_x0000_t75" style="width:20.65pt;height:17.8pt" o:ole="">
+            <v:imagedata r:id="rId136" o:title=""/>
+          </v:shape>
+          <o:OLEObject Type="Embed" ProgID="Equation.DSMT4" ShapeID="_x0000_i1092" DrawAspect="Content" ObjectID="_1833374037" r:id="rId140"/>
+        </w:object>
+      </w:r>
+      <w:r>
+        <w:rPr>
+          <w:rFonts w:ascii="Times New Roman" w:eastAsia="宋体" w:hAnsi="Times New Roman" w:cs="Times New Roman"/>
+          <w:color w:val="1F1F1F"/>
+          <w:kern w:val="0"/>
+          <w:sz w:val="24"/>
+          <w:szCs w:val="24"/>
+        </w:rPr>
+        <w:t>时，在知识库中检索与之相似度最高的历史策略</w:t>
+      </w:r>
+      <w:r>
+        <w:rPr>
+          <w:rFonts w:ascii="Times New Roman" w:eastAsia="宋体" w:hAnsi="Times New Roman" w:cs="Times New Roman"/>
+          <w:color w:val="1F1F1F"/>
+          <w:kern w:val="0"/>
+          <w:sz w:val="24"/>
+          <w:szCs w:val="24"/>
+        </w:rPr>
+        <w:t xml:space="preserve"> </w:t>
+      </w:r>
+      <w:r>
+        <w:rPr>
+          <w:rFonts w:ascii="Times New Roman" w:eastAsia="宋体" w:hAnsi="Times New Roman" w:cs="Times New Roman"/>
+          <w:color w:val="1F1F1F"/>
+          <w:kern w:val="0"/>
+          <w:sz w:val="24"/>
+          <w:szCs w:val="24"/>
+        </w:rPr>
+        <w:object w:dxaOrig="580" w:dyaOrig="360" w14:anchorId="4BD3E039">
+          <v:shape id="_x0000_i1093" type="#_x0000_t75" style="width:29.25pt;height:17.8pt" o:ole="">
+            <v:imagedata r:id="rId141" o:title=""/>
+          </v:shape>
+          <o:OLEObject Type="Embed" ProgID="Equation.DSMT4" ShapeID="_x0000_i1093" DrawAspect="Content" ObjectID="_1833374038" r:id="rId142"/>
+        </w:object>
+      </w:r>
+      <w:r>
+        <w:rPr>
+          <w:rFonts w:ascii="Times New Roman" w:eastAsia="宋体" w:hAnsi="Times New Roman" w:cs="Times New Roman"/>
+          <w:color w:val="1F1F1F"/>
+          <w:kern w:val="0"/>
+          <w:sz w:val="24"/>
+          <w:szCs w:val="24"/>
+        </w:rPr>
+        <w:t>，将其对应的训练好的司机网络参数</w:t>
+      </w:r>
+      <w:r>
+        <w:rPr>
+          <w:rFonts w:ascii="Times New Roman" w:eastAsia="宋体" w:hAnsi="Times New Roman" w:cs="Times New Roman"/>
+          <w:color w:val="1F1F1F"/>
+          <w:kern w:val="0"/>
+          <w:sz w:val="24"/>
+          <w:szCs w:val="24"/>
+        </w:rPr>
+        <w:object w:dxaOrig="580" w:dyaOrig="380" w14:anchorId="1A4DBA6F">
+          <v:shape id="_x0000_i1094" type="#_x0000_t75" style="width:29.25pt;height:19.25pt" o:ole="">
+            <v:imagedata r:id="rId143" o:title=""/>
+          </v:shape>
+          <o:OLEObject Type="Embed" ProgID="Equation.DSMT4" ShapeID="_x0000_i1094" DrawAspect="Content" ObjectID="_1833374039" r:id="rId144"/>
+        </w:object>
+      </w:r>
+      <w:r>
+        <w:rPr>
+          <w:rFonts w:ascii="Times New Roman" w:eastAsia="宋体" w:hAnsi="Times New Roman" w:cs="Times New Roman"/>
+          <w:color w:val="1F1F1F"/>
+          <w:kern w:val="0"/>
+          <w:sz w:val="24"/>
+          <w:szCs w:val="24"/>
+        </w:rPr>
+        <w:t>迁移给当前智能体作为初始参数</w:t>
+      </w:r>
+      <w:r>
+        <w:rPr>
+          <w:rFonts w:ascii="Times New Roman" w:eastAsia="宋体" w:hAnsi="Times New Roman" w:cs="Times New Roman"/>
+          <w:color w:val="1F1F1F"/>
+          <w:kern w:val="0"/>
+          <w:sz w:val="24"/>
+          <w:szCs w:val="24"/>
+        </w:rPr>
+        <w:object w:dxaOrig="380" w:dyaOrig="360" w14:anchorId="32F5F1FE">
+          <v:shape id="_x0000_i1095" type="#_x0000_t75" style="width:19.25pt;height:17.8pt" o:ole="">
+            <v:imagedata r:id="rId145" o:title=""/>
+          </v:shape>
+          <o:OLEObject Type="Embed" ProgID="Equation.DSMT4" ShapeID="_x0000_i1095" DrawAspect="Content" ObjectID="_1833374040" r:id="rId146"/>
+        </w:object>
+      </w:r>
+      <w:r>
+        <w:rPr>
+          <w:rFonts w:ascii="Times New Roman" w:eastAsia="宋体" w:hAnsi="Times New Roman" w:cs="Times New Roman"/>
+          <w:color w:val="1F1F1F"/>
+          <w:kern w:val="0"/>
+          <w:sz w:val="24"/>
+          <w:szCs w:val="24"/>
+        </w:rPr>
+        <w:fldChar w:fldCharType="begin"/>
+      </w:r>
+      <w:r>
+        <w:rPr>
+          <w:rFonts w:ascii="Times New Roman" w:eastAsia="宋体" w:hAnsi="Times New Roman" w:cs="Times New Roman"/>
+          <w:color w:val="1F1F1F"/>
+          <w:kern w:val="0"/>
+          <w:sz w:val="24"/>
+          <w:szCs w:val="24"/>
+        </w:rPr>
+        <w:instrText xml:space="preserve"> REF _Ref222055232 \r \h  \* MERGEFORMAT </w:instrText>
+      </w:r>
+      <w:r>
+        <w:rPr>
+          <w:rFonts w:ascii="Times New Roman" w:eastAsia="宋体" w:hAnsi="Times New Roman" w:cs="Times New Roman"/>
+          <w:color w:val="1F1F1F"/>
+          <w:kern w:val="0"/>
+          <w:sz w:val="24"/>
+          <w:szCs w:val="24"/>
+        </w:rPr>
+      </w:r>
+      <w:r>
+        <w:rPr>
+          <w:rFonts w:ascii="Times New Roman" w:eastAsia="宋体" w:hAnsi="Times New Roman" w:cs="Times New Roman"/>
+          <w:color w:val="1F1F1F"/>
+          <w:kern w:val="0"/>
+          <w:sz w:val="24"/>
+          <w:szCs w:val="24"/>
+        </w:rPr>
+        <w:fldChar w:fldCharType="separate"/>
+      </w:r>
+      <w:r>
+        <w:rPr>
+          <w:rFonts w:ascii="Times New Roman" w:eastAsia="宋体" w:hAnsi="Times New Roman" w:cs="Times New Roman"/>
+          <w:color w:val="1F1F1F"/>
+          <w:kern w:val="0"/>
+          <w:sz w:val="24"/>
+          <w:szCs w:val="24"/>
+        </w:rPr>
+        <w:t xml:space="preserve">[13] </w:t>
+      </w:r>
+      <w:r>
+        <w:rPr>
+          <w:rFonts w:ascii="Times New Roman" w:eastAsia="宋体" w:hAnsi="Times New Roman" w:cs="Times New Roman"/>
+          <w:color w:val="1F1F1F"/>
+          <w:kern w:val="0"/>
+          <w:sz w:val="24"/>
+          <w:szCs w:val="24"/>
+        </w:rPr>
+        <w:fldChar w:fldCharType="end"/>
+      </w:r>
+      <w:r>
+        <w:rPr>
+          <w:rFonts w:ascii="Times New Roman" w:eastAsia="宋体" w:hAnsi="Times New Roman" w:cs="Times New Roman"/>
+          <w:color w:val="1F1F1F"/>
+          <w:kern w:val="0"/>
+          <w:sz w:val="24"/>
+          <w:szCs w:val="24"/>
+        </w:rPr>
+        <w:t>。</w:t>
+      </w:r>
+      <w:r>
         <w:rPr>
           <w:rFonts w:ascii="Times New Roman" w:eastAsia="宋体" w:hAnsi="Times New Roman" w:cs="Times New Roman" w:hint="eastAsia"/>
           <w:color w:val="1F1F1F"/>
@@ -18307,7 +18563,8 @@
           <w:sz w:val="24"/>
           <w:szCs w:val="24"/>
         </w:rPr>
-      </w:pPr>
+        <w:t>这里</w:t>
+      </w:r>
       <w:r>
         <w:rPr>
           <w:rFonts w:ascii="Times New Roman" w:eastAsia="宋体" w:hAnsi="Times New Roman" w:cs="Times New Roman"/>
@@ -18316,261 +18573,12 @@
           <w:sz w:val="24"/>
           <w:szCs w:val="24"/>
         </w:rPr>
-        <w:t>解决方案：利用</w:t>
-      </w:r>
-      <w:r>
-        <w:rPr>
-          <w:rFonts w:ascii="Times New Roman" w:eastAsia="宋体" w:hAnsi="Times New Roman" w:cs="Times New Roman"/>
-          <w:color w:val="1F1F1F"/>
-          <w:kern w:val="0"/>
-          <w:sz w:val="24"/>
-          <w:szCs w:val="24"/>
-        </w:rPr>
-        <w:t>“</w:t>
-      </w:r>
-      <w:r>
-        <w:rPr>
-          <w:rFonts w:ascii="Times New Roman" w:eastAsia="宋体" w:hAnsi="Times New Roman" w:cs="Times New Roman"/>
-          <w:color w:val="1F1F1F"/>
-          <w:kern w:val="0"/>
-          <w:sz w:val="24"/>
-          <w:szCs w:val="24"/>
-        </w:rPr>
-        <w:t>相似的平台策略会导致相似的司机均衡策略</w:t>
-      </w:r>
-      <w:r>
-        <w:rPr>
-          <w:rFonts w:ascii="Times New Roman" w:eastAsia="宋体" w:hAnsi="Times New Roman" w:cs="Times New Roman"/>
-          <w:color w:val="1F1F1F"/>
-          <w:kern w:val="0"/>
-          <w:sz w:val="24"/>
-          <w:szCs w:val="24"/>
-        </w:rPr>
-        <w:t>”</w:t>
-      </w:r>
-      <w:r>
-        <w:rPr>
-          <w:rFonts w:ascii="Times New Roman" w:eastAsia="宋体" w:hAnsi="Times New Roman" w:cs="Times New Roman"/>
-          <w:color w:val="1F1F1F"/>
-          <w:kern w:val="0"/>
-          <w:sz w:val="24"/>
-          <w:szCs w:val="24"/>
-        </w:rPr>
-        <w:t>这一连续性假设。建立一个策略</w:t>
-      </w:r>
-      <w:r>
-        <w:rPr>
-          <w:rFonts w:ascii="Times New Roman" w:eastAsia="宋体" w:hAnsi="Times New Roman" w:cs="Times New Roman"/>
-          <w:color w:val="1F1F1F"/>
-          <w:kern w:val="0"/>
-          <w:sz w:val="24"/>
-          <w:szCs w:val="24"/>
-        </w:rPr>
-        <w:t>-</w:t>
-      </w:r>
-      <w:r>
-        <w:rPr>
-          <w:rFonts w:ascii="Times New Roman" w:eastAsia="宋体" w:hAnsi="Times New Roman" w:cs="Times New Roman"/>
-          <w:color w:val="1F1F1F"/>
-          <w:kern w:val="0"/>
-          <w:sz w:val="24"/>
-          <w:szCs w:val="24"/>
-        </w:rPr>
-        <w:t>模型知识库</w:t>
-      </w:r>
-      <w:r>
-        <w:rPr>
-          <w:rFonts w:ascii="Times New Roman" w:eastAsia="宋体" w:hAnsi="Times New Roman" w:cs="Times New Roman"/>
-          <w:color w:val="1F1F1F"/>
-          <w:kern w:val="0"/>
-          <w:sz w:val="24"/>
-          <w:szCs w:val="24"/>
-        </w:rPr>
-        <w:object w:dxaOrig="1500" w:dyaOrig="380" w14:anchorId="34557E4E">
-          <v:shape id="_x0000_i1686" type="#_x0000_t75" style="width:75pt;height:19pt" o:ole="">
-            <v:imagedata r:id="rId138" o:title=""/>
+        <w:object w:dxaOrig="220" w:dyaOrig="279" w14:anchorId="4262220C">
+          <v:shape id="_x0000_i1096" type="#_x0000_t75" style="width:10.7pt;height:14.25pt" o:ole="">
+            <v:imagedata r:id="rId131" o:title=""/>
           </v:shape>
-          <o:OLEObject Type="Embed" ProgID="Equation.DSMT4" ShapeID="_x0000_i1686" DrawAspect="Content" ObjectID="_1833309523" r:id="rId139"/>
+          <o:OLEObject Type="Embed" ProgID="Equation.DSMT4" ShapeID="_x0000_i1096" DrawAspect="Content" ObjectID="_1833374041" r:id="rId147"/>
         </w:object>
-      </w:r>
-      <w:r>
-        <w:rPr>
-          <w:rFonts w:ascii="Times New Roman" w:eastAsia="宋体" w:hAnsi="Times New Roman" w:cs="Times New Roman"/>
-          <w:color w:val="1F1F1F"/>
-          <w:kern w:val="0"/>
-          <w:sz w:val="24"/>
-          <w:szCs w:val="24"/>
-        </w:rPr>
-        <w:t>。当需要评估</w:t>
-      </w:r>
-      <w:r>
-        <w:rPr>
-          <w:rFonts w:ascii="Times New Roman" w:eastAsia="宋体" w:hAnsi="Times New Roman" w:cs="Times New Roman"/>
-          <w:color w:val="1F1F1F"/>
-          <w:kern w:val="0"/>
-          <w:sz w:val="24"/>
-          <w:szCs w:val="24"/>
-        </w:rPr>
-        <w:object w:dxaOrig="420" w:dyaOrig="360" w14:anchorId="4EDB3D84">
-          <v:shape id="_x0000_i1687" type="#_x0000_t75" style="width:21pt;height:18pt" o:ole="">
-            <v:imagedata r:id="rId136" o:title=""/>
-          </v:shape>
-          <o:OLEObject Type="Embed" ProgID="Equation.DSMT4" ShapeID="_x0000_i1687" DrawAspect="Content" ObjectID="_1833309524" r:id="rId140"/>
-        </w:object>
-      </w:r>
-      <w:r>
-        <w:rPr>
-          <w:rFonts w:ascii="Times New Roman" w:eastAsia="宋体" w:hAnsi="Times New Roman" w:cs="Times New Roman"/>
-          <w:color w:val="1F1F1F"/>
-          <w:kern w:val="0"/>
-          <w:sz w:val="24"/>
-          <w:szCs w:val="24"/>
-        </w:rPr>
-        <w:t>时，在知识库中检索与之相似度最高的历史策略</w:t>
-      </w:r>
-      <w:r>
-        <w:rPr>
-          <w:rFonts w:ascii="Times New Roman" w:eastAsia="宋体" w:hAnsi="Times New Roman" w:cs="Times New Roman"/>
-          <w:color w:val="1F1F1F"/>
-          <w:kern w:val="0"/>
-          <w:sz w:val="24"/>
-          <w:szCs w:val="24"/>
-        </w:rPr>
-        <w:t xml:space="preserve"> </w:t>
-      </w:r>
-      <w:r>
-        <w:rPr>
-          <w:rFonts w:ascii="Times New Roman" w:eastAsia="宋体" w:hAnsi="Times New Roman" w:cs="Times New Roman"/>
-          <w:color w:val="1F1F1F"/>
-          <w:kern w:val="0"/>
-          <w:sz w:val="24"/>
-          <w:szCs w:val="24"/>
-        </w:rPr>
-        <w:object w:dxaOrig="580" w:dyaOrig="360" w14:anchorId="4BD3E039">
-          <v:shape id="_x0000_i1688" type="#_x0000_t75" style="width:29pt;height:18pt" o:ole="">
-            <v:imagedata r:id="rId141" o:title=""/>
-          </v:shape>
-          <o:OLEObject Type="Embed" ProgID="Equation.DSMT4" ShapeID="_x0000_i1688" DrawAspect="Content" ObjectID="_1833309525" r:id="rId142"/>
-        </w:object>
-      </w:r>
-      <w:r>
-        <w:rPr>
-          <w:rFonts w:ascii="Times New Roman" w:eastAsia="宋体" w:hAnsi="Times New Roman" w:cs="Times New Roman"/>
-          <w:color w:val="1F1F1F"/>
-          <w:kern w:val="0"/>
-          <w:sz w:val="24"/>
-          <w:szCs w:val="24"/>
-        </w:rPr>
-        <w:t>，将其对应的训练好的司机网络参数</w:t>
-      </w:r>
-      <w:r>
-        <w:rPr>
-          <w:rFonts w:ascii="Times New Roman" w:eastAsia="宋体" w:hAnsi="Times New Roman" w:cs="Times New Roman"/>
-          <w:color w:val="1F1F1F"/>
-          <w:kern w:val="0"/>
-          <w:sz w:val="24"/>
-          <w:szCs w:val="24"/>
-        </w:rPr>
-        <w:object w:dxaOrig="580" w:dyaOrig="380" w14:anchorId="1A4DBA6F">
-          <v:shape id="_x0000_i1689" type="#_x0000_t75" style="width:29pt;height:19pt" o:ole="">
-            <v:imagedata r:id="rId143" o:title=""/>
-          </v:shape>
-          <o:OLEObject Type="Embed" ProgID="Equation.DSMT4" ShapeID="_x0000_i1689" DrawAspect="Content" ObjectID="_1833309526" r:id="rId144"/>
-        </w:object>
-      </w:r>
-      <w:r>
-        <w:rPr>
-          <w:rFonts w:ascii="Times New Roman" w:eastAsia="宋体" w:hAnsi="Times New Roman" w:cs="Times New Roman"/>
-          <w:color w:val="1F1F1F"/>
-          <w:kern w:val="0"/>
-          <w:sz w:val="24"/>
-          <w:szCs w:val="24"/>
-        </w:rPr>
-        <w:t>迁移给当前智能体作为初始参数</w:t>
-      </w:r>
-      <w:r>
-        <w:rPr>
-          <w:rFonts w:ascii="Times New Roman" w:eastAsia="宋体" w:hAnsi="Times New Roman" w:cs="Times New Roman"/>
-          <w:color w:val="1F1F1F"/>
-          <w:kern w:val="0"/>
-          <w:sz w:val="24"/>
-          <w:szCs w:val="24"/>
-        </w:rPr>
-        <w:object w:dxaOrig="380" w:dyaOrig="360" w14:anchorId="32F5F1FE">
-          <v:shape id="_x0000_i1690" type="#_x0000_t75" style="width:19pt;height:18pt" o:ole="">
-            <v:imagedata r:id="rId145" o:title=""/>
-          </v:shape>
-          <o:OLEObject Type="Embed" ProgID="Equation.DSMT4" ShapeID="_x0000_i1690" DrawAspect="Content" ObjectID="_1833309527" r:id="rId146"/>
-        </w:object>
-      </w:r>
-      <w:r>
-        <w:rPr>
-          <w:rFonts w:ascii="Times New Roman" w:eastAsia="宋体" w:hAnsi="Times New Roman" w:cs="Times New Roman"/>
-          <w:color w:val="1F1F1F"/>
-          <w:kern w:val="0"/>
-          <w:sz w:val="24"/>
-          <w:szCs w:val="24"/>
-        </w:rPr>
-        <w:fldChar w:fldCharType="begin"/>
-      </w:r>
-      <w:r>
-        <w:rPr>
-          <w:rFonts w:ascii="Times New Roman" w:eastAsia="宋体" w:hAnsi="Times New Roman" w:cs="Times New Roman"/>
-          <w:color w:val="1F1F1F"/>
-          <w:kern w:val="0"/>
-          <w:sz w:val="24"/>
-          <w:szCs w:val="24"/>
-        </w:rPr>
-        <w:instrText xml:space="preserve"> REF _Ref222055232 \r \h  \* MERGEFORMAT </w:instrText>
-      </w:r>
-      <w:r>
-        <w:rPr>
-          <w:rFonts w:ascii="Times New Roman" w:eastAsia="宋体" w:hAnsi="Times New Roman" w:cs="Times New Roman"/>
-          <w:color w:val="1F1F1F"/>
-          <w:kern w:val="0"/>
-          <w:sz w:val="24"/>
-          <w:szCs w:val="24"/>
-        </w:rPr>
-      </w:r>
-      <w:r>
-        <w:rPr>
-          <w:rFonts w:ascii="Times New Roman" w:eastAsia="宋体" w:hAnsi="Times New Roman" w:cs="Times New Roman"/>
-          <w:color w:val="1F1F1F"/>
-          <w:kern w:val="0"/>
-          <w:sz w:val="24"/>
-          <w:szCs w:val="24"/>
-        </w:rPr>
-        <w:fldChar w:fldCharType="separate"/>
-      </w:r>
-      <w:r>
-        <w:rPr>
-          <w:rFonts w:ascii="Times New Roman" w:eastAsia="宋体" w:hAnsi="Times New Roman" w:cs="Times New Roman"/>
-          <w:color w:val="1F1F1F"/>
-          <w:kern w:val="0"/>
-          <w:sz w:val="24"/>
-          <w:szCs w:val="24"/>
-        </w:rPr>
-        <w:t xml:space="preserve">[13] </w:t>
-      </w:r>
-      <w:r>
-        <w:rPr>
-          <w:rFonts w:ascii="Times New Roman" w:eastAsia="宋体" w:hAnsi="Times New Roman" w:cs="Times New Roman"/>
-          <w:color w:val="1F1F1F"/>
-          <w:kern w:val="0"/>
-          <w:sz w:val="24"/>
-          <w:szCs w:val="24"/>
-        </w:rPr>
-        <w:fldChar w:fldCharType="end"/>
-      </w:r>
-      <w:r>
-        <w:rPr>
-          <w:rFonts w:ascii="Times New Roman" w:eastAsia="宋体" w:hAnsi="Times New Roman" w:cs="Times New Roman"/>
-          <w:color w:val="1F1F1F"/>
-          <w:kern w:val="0"/>
-          <w:sz w:val="24"/>
-          <w:szCs w:val="24"/>
-        </w:rPr>
-        <w:t>。</w:t>
       </w:r>
       <w:r>
         <w:rPr>
@@ -18580,22 +18588,7 @@
           <w:sz w:val="24"/>
           <w:szCs w:val="24"/>
         </w:rPr>
-        <w:t>这里</w:t>
-      </w:r>
-      <w:r>
-        <w:rPr>
-          <w:rFonts w:ascii="Times New Roman" w:eastAsia="宋体" w:hAnsi="Times New Roman" w:cs="Times New Roman"/>
-          <w:color w:val="1F1F1F"/>
-          <w:kern w:val="0"/>
-          <w:sz w:val="24"/>
-          <w:szCs w:val="24"/>
-        </w:rPr>
-        <w:object w:dxaOrig="220" w:dyaOrig="279" w14:anchorId="4262220C">
-          <v:shape id="_x0000_i1985" type="#_x0000_t75" style="width:11pt;height:14pt" o:ole="">
-            <v:imagedata r:id="rId131" o:title=""/>
-          </v:shape>
-          <o:OLEObject Type="Embed" ProgID="Equation.DSMT4" ShapeID="_x0000_i1985" DrawAspect="Content" ObjectID="_1833309528" r:id="rId147"/>
-        </w:object>
+        <w:t>采用</w:t>
       </w:r>
       <w:r>
         <w:rPr>
@@ -18605,7 +18598,7 @@
           <w:sz w:val="24"/>
           <w:szCs w:val="24"/>
         </w:rPr>
-        <w:t>采用</w:t>
+        <w:t>3.3.2</w:t>
       </w:r>
       <w:r>
         <w:rPr>
@@ -18615,7 +18608,7 @@
           <w:sz w:val="24"/>
           <w:szCs w:val="24"/>
         </w:rPr>
-        <w:t>3.3.2</w:t>
+        <w:t>提出的</w:t>
       </w:r>
       <w:r>
         <w:rPr>
@@ -18625,7 +18618,7 @@
           <w:sz w:val="24"/>
           <w:szCs w:val="24"/>
         </w:rPr>
-        <w:t>提出的</w:t>
+        <w:t>表现型特征提取</w:t>
       </w:r>
       <w:r>
         <w:rPr>
@@ -18635,16 +18628,6 @@
           <w:sz w:val="24"/>
           <w:szCs w:val="24"/>
         </w:rPr>
-        <w:t>表现型特征提取</w:t>
-      </w:r>
-      <w:r>
-        <w:rPr>
-          <w:rFonts w:ascii="Times New Roman" w:eastAsia="宋体" w:hAnsi="Times New Roman" w:cs="Times New Roman" w:hint="eastAsia"/>
-          <w:color w:val="1F1F1F"/>
-          <w:kern w:val="0"/>
-          <w:sz w:val="24"/>
-          <w:szCs w:val="24"/>
-        </w:rPr>
         <w:t>进行存储。</w:t>
       </w:r>
     </w:p>
@@ -18653,7 +18636,7 @@
         <w:spacing w:line="360" w:lineRule="auto"/>
         <w:ind w:firstLine="480"/>
         <w:rPr>
-          <w:rFonts w:ascii="Times New Roman" w:eastAsia="宋体" w:hAnsi="Times New Roman" w:cs="Times New Roman" w:hint="eastAsia"/>
+          <w:rFonts w:ascii="Times New Roman" w:eastAsia="宋体" w:hAnsi="Times New Roman" w:cs="Times New Roman"/>
           <w:color w:val="1F1F1F"/>
           <w:kern w:val="0"/>
           <w:sz w:val="24"/>
@@ -28718,10 +28701,10 @@
           <w:szCs w:val="24"/>
         </w:rPr>
         <w:object w:dxaOrig="380" w:dyaOrig="380" w14:anchorId="0A458901">
-          <v:shape id="_x0000_i2022" type="#_x0000_t75" style="width:19pt;height:19pt" o:ole="">
+          <v:shape id="_x0000_i1097" type="#_x0000_t75" style="width:19.25pt;height:19.25pt" o:ole="">
             <v:imagedata r:id="rId148" o:title=""/>
           </v:shape>
-          <o:OLEObject Type="Embed" ProgID="Equation.DSMT4" ShapeID="_x0000_i2022" DrawAspect="Content" ObjectID="_1833309529" r:id="rId149"/>
+          <o:OLEObject Type="Embed" ProgID="Equation.DSMT4" ShapeID="_x0000_i1097" DrawAspect="Content" ObjectID="_1833374042" r:id="rId149"/>
         </w:object>
       </w:r>
       <w:r>
@@ -28807,7 +28790,7 @@
         <w:spacing w:line="360" w:lineRule="auto"/>
         <w:ind w:firstLine="480"/>
         <w:rPr>
-          <w:rFonts w:ascii="Times New Roman" w:eastAsia="宋体" w:hAnsi="Times New Roman" w:cs="Times New Roman" w:hint="eastAsia"/>
+          <w:rFonts w:ascii="Times New Roman" w:eastAsia="宋体" w:hAnsi="Times New Roman" w:cs="Times New Roman"/>
           <w:sz w:val="24"/>
           <w:szCs w:val="24"/>
         </w:rPr>
@@ -28827,10 +28810,10 @@
           <w:szCs w:val="24"/>
         </w:rPr>
         <w:object w:dxaOrig="660" w:dyaOrig="279" w14:anchorId="28A58F8E">
-          <v:shape id="_x0000_i2023" type="#_x0000_t75" style="width:33pt;height:14pt" o:ole="">
+          <v:shape id="_x0000_i1098" type="#_x0000_t75" style="width:32.8pt;height:14.25pt" o:ole="">
             <v:imagedata r:id="rId150" o:title=""/>
           </v:shape>
-          <o:OLEObject Type="Embed" ProgID="Equation.DSMT4" ShapeID="_x0000_i2023" DrawAspect="Content" ObjectID="_1833309530" r:id="rId151"/>
+          <o:OLEObject Type="Embed" ProgID="Equation.DSMT4" ShapeID="_x0000_i1098" DrawAspect="Content" ObjectID="_1833374043" r:id="rId151"/>
         </w:object>
       </w:r>
       <w:r>
@@ -28848,10 +28831,10 @@
           <w:szCs w:val="24"/>
         </w:rPr>
         <w:object w:dxaOrig="820" w:dyaOrig="279" w14:anchorId="72810A28">
-          <v:shape id="_x0000_i2024" type="#_x0000_t75" style="width:41pt;height:14pt" o:ole="">
+          <v:shape id="_x0000_i1099" type="#_x0000_t75" style="width:41.35pt;height:14.25pt" o:ole="">
             <v:imagedata r:id="rId152" o:title=""/>
           </v:shape>
-          <o:OLEObject Type="Embed" ProgID="Equation.DSMT4" ShapeID="_x0000_i2024" DrawAspect="Content" ObjectID="_1833309531" r:id="rId153"/>
+          <o:OLEObject Type="Embed" ProgID="Equation.DSMT4" ShapeID="_x0000_i1099" DrawAspect="Content" ObjectID="_1833374044" r:id="rId153"/>
         </w:object>
       </w:r>
       <w:r>
@@ -28869,10 +28852,10 @@
           <w:szCs w:val="24"/>
         </w:rPr>
         <w:object w:dxaOrig="880" w:dyaOrig="279" w14:anchorId="5B6F9CFC">
-          <v:shape id="_x0000_i2025" type="#_x0000_t75" style="width:44pt;height:14pt" o:ole="">
+          <v:shape id="_x0000_i1100" type="#_x0000_t75" style="width:44.2pt;height:14.25pt" o:ole="">
             <v:imagedata r:id="rId154" o:title=""/>
           </v:shape>
-          <o:OLEObject Type="Embed" ProgID="Equation.DSMT4" ShapeID="_x0000_i2025" DrawAspect="Content" ObjectID="_1833309532" r:id="rId155"/>
+          <o:OLEObject Type="Embed" ProgID="Equation.DSMT4" ShapeID="_x0000_i1100" DrawAspect="Content" ObjectID="_1833374045" r:id="rId155"/>
         </w:object>
       </w:r>
       <w:r>
@@ -28890,10 +28873,10 @@
           <w:szCs w:val="24"/>
         </w:rPr>
         <w:object w:dxaOrig="859" w:dyaOrig="320" w14:anchorId="63E66482">
-          <v:shape id="_x0000_i2026" type="#_x0000_t75" style="width:43pt;height:16pt" o:ole="">
+          <v:shape id="_x0000_i1101" type="#_x0000_t75" style="width:42.75pt;height:15.7pt" o:ole="">
             <v:imagedata r:id="rId156" o:title=""/>
           </v:shape>
-          <o:OLEObject Type="Embed" ProgID="Equation.DSMT4" ShapeID="_x0000_i2026" DrawAspect="Content" ObjectID="_1833309533" r:id="rId157"/>
+          <o:OLEObject Type="Embed" ProgID="Equation.DSMT4" ShapeID="_x0000_i1101" DrawAspect="Content" ObjectID="_1833374046" r:id="rId157"/>
         </w:object>
       </w:r>
       <w:r>
@@ -28911,10 +28894,10 @@
           <w:szCs w:val="24"/>
         </w:rPr>
         <w:object w:dxaOrig="740" w:dyaOrig="320" w14:anchorId="18AABDD3">
-          <v:shape id="_x0000_i2027" type="#_x0000_t75" style="width:37pt;height:16pt" o:ole="">
+          <v:shape id="_x0000_i1102" type="#_x0000_t75" style="width:37.05pt;height:15.7pt" o:ole="">
             <v:imagedata r:id="rId158" o:title=""/>
           </v:shape>
-          <o:OLEObject Type="Embed" ProgID="Equation.DSMT4" ShapeID="_x0000_i2027" DrawAspect="Content" ObjectID="_1833309534" r:id="rId159"/>
+          <o:OLEObject Type="Embed" ProgID="Equation.DSMT4" ShapeID="_x0000_i1102" DrawAspect="Content" ObjectID="_1833374047" r:id="rId159"/>
         </w:object>
       </w:r>
       <w:r>
@@ -29391,25 +29374,7 @@
           <w:sz w:val="24"/>
           <w:szCs w:val="24"/>
         </w:rPr>
-        <w:t>.</w:t>
-      </w:r>
-      <w:r>
-        <w:rPr>
-          <w:rFonts w:ascii="Times New Roman" w:eastAsia="宋体" w:hAnsi="Times New Roman" w:cs="Times New Roman"/>
-          <w:color w:val="auto"/>
-          <w:sz w:val="24"/>
-          <w:szCs w:val="24"/>
-        </w:rPr>
-        <w:t>1</w:t>
-      </w:r>
-      <w:r>
-        <w:rPr>
-          <w:rFonts w:ascii="Times New Roman" w:eastAsia="宋体" w:hAnsi="Times New Roman" w:cs="Times New Roman"/>
-          <w:color w:val="auto"/>
-          <w:sz w:val="24"/>
-          <w:szCs w:val="24"/>
-        </w:rPr>
-        <w:t>.</w:t>
+        <w:t>.1.</w:t>
       </w:r>
       <w:r>
         <w:rPr>
@@ -29712,7 +29677,7 @@
               <w:spacing w:line="360" w:lineRule="auto"/>
               <w:jc w:val="center"/>
               <w:rPr>
-                <w:rFonts w:ascii="Times New Roman" w:hAnsi="Times New Roman" w:cs="Times New Roman" w:hint="eastAsia"/>
+                <w:rFonts w:ascii="Times New Roman" w:hAnsi="Times New Roman" w:cs="Times New Roman"/>
                 <w:sz w:val="18"/>
                 <w:szCs w:val="18"/>
               </w:rPr>
@@ -29779,7 +29744,7 @@
               <w:spacing w:line="360" w:lineRule="auto"/>
               <w:jc w:val="center"/>
               <w:rPr>
-                <w:rFonts w:ascii="Times New Roman" w:hAnsi="Times New Roman" w:cs="Times New Roman" w:hint="eastAsia"/>
+                <w:rFonts w:ascii="Times New Roman" w:hAnsi="Times New Roman" w:cs="Times New Roman"/>
                 <w:sz w:val="18"/>
                 <w:szCs w:val="18"/>
               </w:rPr>
@@ -29846,7 +29811,7 @@
               <w:spacing w:line="360" w:lineRule="auto"/>
               <w:jc w:val="center"/>
               <w:rPr>
-                <w:rFonts w:ascii="Times New Roman" w:hAnsi="Times New Roman" w:cs="Times New Roman" w:hint="eastAsia"/>
+                <w:rFonts w:ascii="Times New Roman" w:hAnsi="Times New Roman" w:cs="Times New Roman"/>
                 <w:sz w:val="18"/>
                 <w:szCs w:val="18"/>
               </w:rPr>
@@ -30055,7 +30020,7 @@
               <w:spacing w:line="360" w:lineRule="auto"/>
               <w:jc w:val="center"/>
               <w:rPr>
-                <w:rFonts w:ascii="Times New Roman" w:hAnsi="Times New Roman" w:cs="Times New Roman" w:hint="eastAsia"/>
+                <w:rFonts w:ascii="Times New Roman" w:hAnsi="Times New Roman" w:cs="Times New Roman"/>
                 <w:sz w:val="18"/>
                 <w:szCs w:val="18"/>
               </w:rPr>
@@ -30078,7 +30043,7 @@
         <w:spacing w:line="360" w:lineRule="auto"/>
         <w:jc w:val="center"/>
         <w:rPr>
-          <w:rFonts w:ascii="Times New Roman" w:hAnsi="Times New Roman" w:cs="Times New Roman" w:hint="eastAsia"/>
+          <w:rFonts w:ascii="Times New Roman" w:hAnsi="Times New Roman" w:cs="Times New Roman"/>
         </w:rPr>
       </w:pPr>
       <w:r>
@@ -30200,7 +30165,7 @@
               <w:spacing w:line="360" w:lineRule="auto"/>
               <w:jc w:val="center"/>
               <w:rPr>
-                <w:rFonts w:ascii="Times New Roman" w:hAnsi="Times New Roman" w:cs="Times New Roman" w:hint="eastAsia"/>
+                <w:rFonts w:ascii="Times New Roman" w:hAnsi="Times New Roman" w:cs="Times New Roman"/>
                 <w:sz w:val="18"/>
                 <w:szCs w:val="18"/>
               </w:rPr>
@@ -30231,7 +30196,7 @@
               <w:spacing w:line="360" w:lineRule="auto"/>
               <w:jc w:val="center"/>
               <w:rPr>
-                <w:rFonts w:ascii="Times New Roman" w:hAnsi="Times New Roman" w:cs="Times New Roman" w:hint="eastAsia"/>
+                <w:rFonts w:ascii="Times New Roman" w:hAnsi="Times New Roman" w:cs="Times New Roman"/>
                 <w:sz w:val="18"/>
                 <w:szCs w:val="18"/>
               </w:rPr>
@@ -30306,7 +30271,7 @@
               <w:spacing w:line="360" w:lineRule="auto"/>
               <w:jc w:val="center"/>
               <w:rPr>
-                <w:rFonts w:ascii="Times New Roman" w:hAnsi="Times New Roman" w:cs="Times New Roman" w:hint="eastAsia"/>
+                <w:rFonts w:ascii="Times New Roman" w:hAnsi="Times New Roman" w:cs="Times New Roman"/>
                 <w:sz w:val="18"/>
                 <w:szCs w:val="18"/>
               </w:rPr>
@@ -30417,7 +30382,7 @@
               <w:spacing w:line="360" w:lineRule="auto"/>
               <w:jc w:val="center"/>
               <w:rPr>
-                <w:rFonts w:ascii="Times New Roman" w:hAnsi="Times New Roman" w:cs="Times New Roman" w:hint="eastAsia"/>
+                <w:rFonts w:ascii="Times New Roman" w:hAnsi="Times New Roman" w:cs="Times New Roman"/>
                 <w:sz w:val="18"/>
                 <w:szCs w:val="18"/>
               </w:rPr>
@@ -30450,7 +30415,7 @@
               <w:spacing w:line="360" w:lineRule="auto"/>
               <w:jc w:val="center"/>
               <w:rPr>
-                <w:rFonts w:ascii="Times New Roman" w:hAnsi="Times New Roman" w:cs="Times New Roman" w:hint="eastAsia"/>
+                <w:rFonts w:ascii="Times New Roman" w:hAnsi="Times New Roman" w:cs="Times New Roman"/>
                 <w:iCs/>
                 <w:sz w:val="18"/>
                 <w:szCs w:val="18"/>
@@ -30488,7 +30453,7 @@
               <w:spacing w:line="360" w:lineRule="auto"/>
               <w:jc w:val="center"/>
               <w:rPr>
-                <w:rFonts w:ascii="Times New Roman" w:hAnsi="Times New Roman" w:cs="Times New Roman" w:hint="eastAsia"/>
+                <w:rFonts w:ascii="Times New Roman" w:hAnsi="Times New Roman" w:cs="Times New Roman"/>
                 <w:sz w:val="18"/>
                 <w:szCs w:val="18"/>
               </w:rPr>
@@ -30519,7 +30484,7 @@
               <w:spacing w:line="360" w:lineRule="auto"/>
               <w:jc w:val="center"/>
               <w:rPr>
-                <w:rFonts w:ascii="Times New Roman" w:hAnsi="Times New Roman" w:cs="Times New Roman" w:hint="eastAsia"/>
+                <w:rFonts w:ascii="Times New Roman" w:hAnsi="Times New Roman" w:cs="Times New Roman"/>
                 <w:sz w:val="18"/>
                 <w:szCs w:val="18"/>
               </w:rPr>
@@ -30555,7 +30520,7 @@
               <w:spacing w:line="360" w:lineRule="auto"/>
               <w:jc w:val="center"/>
               <w:rPr>
-                <w:rFonts w:ascii="Times New Roman" w:hAnsi="Times New Roman" w:cs="Times New Roman" w:hint="eastAsia"/>
+                <w:rFonts w:ascii="Times New Roman" w:hAnsi="Times New Roman" w:cs="Times New Roman"/>
                 <w:sz w:val="18"/>
                 <w:szCs w:val="18"/>
               </w:rPr>
@@ -30586,7 +30551,7 @@
               <w:spacing w:line="360" w:lineRule="auto"/>
               <w:jc w:val="center"/>
               <w:rPr>
-                <w:rFonts w:ascii="Times New Roman" w:hAnsi="Times New Roman" w:cs="Times New Roman" w:hint="eastAsia"/>
+                <w:rFonts w:ascii="Times New Roman" w:hAnsi="Times New Roman" w:cs="Times New Roman"/>
                 <w:sz w:val="18"/>
                 <w:szCs w:val="18"/>
               </w:rPr>
@@ -30621,7 +30586,7 @@
               <w:spacing w:line="360" w:lineRule="auto"/>
               <w:jc w:val="center"/>
               <w:rPr>
-                <w:rFonts w:ascii="Times New Roman" w:hAnsi="Times New Roman" w:cs="Times New Roman" w:hint="eastAsia"/>
+                <w:rFonts w:ascii="Times New Roman" w:hAnsi="Times New Roman" w:cs="Times New Roman"/>
                 <w:sz w:val="18"/>
                 <w:szCs w:val="18"/>
               </w:rPr>
@@ -30660,7 +30625,7 @@
               <w:spacing w:line="360" w:lineRule="auto"/>
               <w:jc w:val="center"/>
               <w:rPr>
-                <w:rFonts w:ascii="Times New Roman" w:hAnsi="Times New Roman" w:cs="Times New Roman" w:hint="eastAsia"/>
+                <w:rFonts w:ascii="Times New Roman" w:hAnsi="Times New Roman" w:cs="Times New Roman"/>
                 <w:sz w:val="18"/>
                 <w:szCs w:val="18"/>
               </w:rPr>
@@ -30683,7 +30648,7 @@
         <w:spacing w:line="360" w:lineRule="auto"/>
         <w:jc w:val="center"/>
         <w:rPr>
-          <w:rFonts w:ascii="Times New Roman" w:hAnsi="Times New Roman" w:cs="Times New Roman" w:hint="eastAsia"/>
+          <w:rFonts w:ascii="Times New Roman" w:hAnsi="Times New Roman" w:cs="Times New Roman"/>
         </w:rPr>
       </w:pPr>
       <w:r>
@@ -30805,7 +30770,7 @@
               <w:spacing w:line="360" w:lineRule="auto"/>
               <w:jc w:val="center"/>
               <w:rPr>
-                <w:rFonts w:ascii="Times New Roman" w:hAnsi="Times New Roman" w:cs="Times New Roman" w:hint="eastAsia"/>
+                <w:rFonts w:ascii="Times New Roman" w:hAnsi="Times New Roman" w:cs="Times New Roman"/>
                 <w:sz w:val="18"/>
                 <w:szCs w:val="18"/>
               </w:rPr>
@@ -30844,7 +30809,7 @@
               <w:spacing w:line="360" w:lineRule="auto"/>
               <w:jc w:val="center"/>
               <w:rPr>
-                <w:rFonts w:ascii="Times New Roman" w:hAnsi="Times New Roman" w:cs="Times New Roman" w:hint="eastAsia"/>
+                <w:rFonts w:ascii="Times New Roman" w:hAnsi="Times New Roman" w:cs="Times New Roman"/>
                 <w:sz w:val="18"/>
                 <w:szCs w:val="18"/>
               </w:rPr>
@@ -30911,7 +30876,7 @@
               <w:spacing w:line="360" w:lineRule="auto"/>
               <w:jc w:val="center"/>
               <w:rPr>
-                <w:rFonts w:ascii="Times New Roman" w:hAnsi="Times New Roman" w:cs="Times New Roman" w:hint="eastAsia"/>
+                <w:rFonts w:ascii="Times New Roman" w:hAnsi="Times New Roman" w:cs="Times New Roman"/>
                 <w:sz w:val="18"/>
                 <w:szCs w:val="18"/>
               </w:rPr>
@@ -30978,7 +30943,7 @@
               <w:spacing w:line="360" w:lineRule="auto"/>
               <w:jc w:val="center"/>
               <w:rPr>
-                <w:rFonts w:ascii="Times New Roman" w:hAnsi="Times New Roman" w:cs="Times New Roman" w:hint="eastAsia"/>
+                <w:rFonts w:ascii="Times New Roman" w:hAnsi="Times New Roman" w:cs="Times New Roman"/>
                 <w:sz w:val="18"/>
                 <w:szCs w:val="18"/>
               </w:rPr>
@@ -31014,34 +30979,18 @@
               <w:spacing w:line="360" w:lineRule="auto"/>
               <w:jc w:val="center"/>
               <w:rPr>
+                <w:rFonts w:ascii="Times New Roman" w:hAnsi="Times New Roman" w:cs="Times New Roman"/>
+                <w:sz w:val="18"/>
+                <w:szCs w:val="18"/>
+              </w:rPr>
+            </w:pPr>
+            <w:r>
+              <w:rPr>
                 <w:rFonts w:ascii="Times New Roman" w:hAnsi="Times New Roman" w:cs="Times New Roman" w:hint="eastAsia"/>
                 <w:sz w:val="18"/>
                 <w:szCs w:val="18"/>
               </w:rPr>
-            </w:pPr>
-            <w:r>
-              <w:rPr>
-                <w:rFonts w:ascii="Times New Roman" w:hAnsi="Times New Roman" w:cs="Times New Roman" w:hint="eastAsia"/>
-                <w:sz w:val="18"/>
-                <w:szCs w:val="18"/>
-              </w:rPr>
-              <w:t>补贴</w:t>
-            </w:r>
-            <w:r>
-              <w:rPr>
-                <w:rFonts w:ascii="Times New Roman" w:hAnsi="Times New Roman" w:cs="Times New Roman" w:hint="eastAsia"/>
-                <w:sz w:val="18"/>
-                <w:szCs w:val="18"/>
-              </w:rPr>
-              <w:t>范围</w:t>
-            </w:r>
-            <w:r>
-              <w:rPr>
-                <w:rFonts w:ascii="Times New Roman" w:hAnsi="Times New Roman" w:cs="Times New Roman" w:hint="eastAsia"/>
-                <w:sz w:val="18"/>
-                <w:szCs w:val="18"/>
-              </w:rPr>
-              <w:t>β</w:t>
+              <w:t>补贴范围β</w:t>
             </w:r>
           </w:p>
         </w:tc>
@@ -31061,7 +31010,7 @@
               <w:spacing w:line="360" w:lineRule="auto"/>
               <w:jc w:val="center"/>
               <w:rPr>
-                <w:rFonts w:ascii="Times New Roman" w:hAnsi="Times New Roman" w:cs="Times New Roman" w:hint="eastAsia"/>
+                <w:rFonts w:ascii="Times New Roman" w:hAnsi="Times New Roman" w:cs="Times New Roman"/>
                 <w:iCs/>
                 <w:sz w:val="18"/>
                 <w:szCs w:val="18"/>
@@ -31099,7 +31048,7 @@
               <w:spacing w:line="360" w:lineRule="auto"/>
               <w:jc w:val="center"/>
               <w:rPr>
-                <w:rFonts w:ascii="Times New Roman" w:hAnsi="Times New Roman" w:cs="Times New Roman" w:hint="eastAsia"/>
+                <w:rFonts w:ascii="Times New Roman" w:hAnsi="Times New Roman" w:cs="Times New Roman"/>
                 <w:sz w:val="18"/>
                 <w:szCs w:val="18"/>
               </w:rPr>
@@ -31130,7 +31079,7 @@
               <w:spacing w:line="360" w:lineRule="auto"/>
               <w:jc w:val="center"/>
               <w:rPr>
-                <w:rFonts w:ascii="Times New Roman" w:hAnsi="Times New Roman" w:cs="Times New Roman" w:hint="eastAsia"/>
+                <w:rFonts w:ascii="Times New Roman" w:hAnsi="Times New Roman" w:cs="Times New Roman"/>
                 <w:sz w:val="18"/>
                 <w:szCs w:val="18"/>
               </w:rPr>
@@ -31174,7 +31123,7 @@
               <w:spacing w:line="360" w:lineRule="auto"/>
               <w:jc w:val="center"/>
               <w:rPr>
-                <w:rFonts w:ascii="Times New Roman" w:hAnsi="Times New Roman" w:cs="Times New Roman" w:hint="eastAsia"/>
+                <w:rFonts w:ascii="Times New Roman" w:hAnsi="Times New Roman" w:cs="Times New Roman"/>
                 <w:sz w:val="18"/>
                 <w:szCs w:val="18"/>
                 <w:vertAlign w:val="subscript"/>
@@ -31225,7 +31174,7 @@
               <w:spacing w:line="360" w:lineRule="auto"/>
               <w:jc w:val="center"/>
               <w:rPr>
-                <w:rFonts w:ascii="Times New Roman" w:hAnsi="Times New Roman" w:cs="Times New Roman" w:hint="eastAsia"/>
+                <w:rFonts w:ascii="Times New Roman" w:hAnsi="Times New Roman" w:cs="Times New Roman"/>
                 <w:sz w:val="18"/>
                 <w:szCs w:val="18"/>
               </w:rPr>
@@ -31261,7 +31210,7 @@
               <w:spacing w:line="360" w:lineRule="auto"/>
               <w:jc w:val="center"/>
               <w:rPr>
-                <w:rFonts w:ascii="Times New Roman" w:hAnsi="Times New Roman" w:cs="Times New Roman" w:hint="eastAsia"/>
+                <w:rFonts w:ascii="Times New Roman" w:hAnsi="Times New Roman" w:cs="Times New Roman"/>
                 <w:sz w:val="18"/>
                 <w:szCs w:val="18"/>
               </w:rPr>
@@ -31292,7 +31241,7 @@
               <w:spacing w:line="360" w:lineRule="auto"/>
               <w:jc w:val="center"/>
               <w:rPr>
-                <w:rFonts w:ascii="Times New Roman" w:hAnsi="Times New Roman" w:cs="Times New Roman" w:hint="eastAsia"/>
+                <w:rFonts w:ascii="Times New Roman" w:hAnsi="Times New Roman" w:cs="Times New Roman"/>
                 <w:sz w:val="18"/>
                 <w:szCs w:val="18"/>
               </w:rPr>
@@ -31327,7 +31276,7 @@
               <w:spacing w:line="360" w:lineRule="auto"/>
               <w:jc w:val="center"/>
               <w:rPr>
-                <w:rFonts w:ascii="Times New Roman" w:hAnsi="Times New Roman" w:cs="Times New Roman" w:hint="eastAsia"/>
+                <w:rFonts w:ascii="Times New Roman" w:hAnsi="Times New Roman" w:cs="Times New Roman"/>
                 <w:sz w:val="18"/>
                 <w:szCs w:val="18"/>
               </w:rPr>
@@ -31357,7 +31306,7 @@
               <w:spacing w:line="360" w:lineRule="auto"/>
               <w:jc w:val="center"/>
               <w:rPr>
-                <w:rFonts w:ascii="Times New Roman" w:hAnsi="Times New Roman" w:cs="Times New Roman" w:hint="eastAsia"/>
+                <w:rFonts w:ascii="Times New Roman" w:hAnsi="Times New Roman" w:cs="Times New Roman"/>
                 <w:sz w:val="18"/>
                 <w:szCs w:val="18"/>
               </w:rPr>
@@ -31378,7 +31327,7 @@
       <w:pPr>
         <w:spacing w:line="360" w:lineRule="auto"/>
         <w:rPr>
-          <w:rFonts w:ascii="Times New Roman" w:eastAsia="宋体" w:hAnsi="Times New Roman" w:cs="Times New Roman" w:hint="eastAsia"/>
+          <w:rFonts w:ascii="Times New Roman" w:eastAsia="宋体" w:hAnsi="Times New Roman" w:cs="Times New Roman"/>
           <w:sz w:val="24"/>
           <w:szCs w:val="24"/>
         </w:rPr>
@@ -32970,6 +32919,7 @@
         <w:ind w:firstLine="480"/>
         <w:rPr>
           <w:rFonts w:ascii="Times New Roman" w:eastAsia="宋体" w:hAnsi="Times New Roman" w:cs="Times New Roman"/>
+          <w:color w:val="1F1F1F"/>
           <w:kern w:val="0"/>
         </w:rPr>
       </w:pPr>
@@ -33033,6 +32983,130 @@
           <w:szCs w:val="24"/>
         </w:rPr>
       </w:pPr>
+      <w:r>
+        <w:rPr>
+          <w:rFonts w:ascii="Times New Roman" w:eastAsia="宋体" w:hAnsi="Times New Roman" w:cs="Times New Roman" w:hint="eastAsia"/>
+          <w:color w:val="auto"/>
+          <w:sz w:val="24"/>
+          <w:szCs w:val="24"/>
+        </w:rPr>
+        <w:t>4.5</w:t>
+      </w:r>
+      <w:r>
+        <w:rPr>
+          <w:rFonts w:ascii="Times New Roman" w:eastAsia="宋体" w:hAnsi="Times New Roman" w:cs="Times New Roman" w:hint="eastAsia"/>
+          <w:color w:val="auto"/>
+          <w:sz w:val="24"/>
+          <w:szCs w:val="24"/>
+        </w:rPr>
+        <w:t xml:space="preserve"> </w:t>
+      </w:r>
+      <w:r>
+        <w:rPr>
+          <w:rFonts w:ascii="Times New Roman" w:eastAsia="宋体" w:hAnsi="Times New Roman" w:cs="Times New Roman" w:hint="eastAsia"/>
+          <w:color w:val="auto"/>
+          <w:sz w:val="24"/>
+          <w:szCs w:val="24"/>
+        </w:rPr>
+        <w:t>上层固定参数下，下层</w:t>
+      </w:r>
+      <w:r>
+        <w:rPr>
+          <w:rFonts w:ascii="Times New Roman" w:eastAsia="宋体" w:hAnsi="Times New Roman" w:cs="Times New Roman" w:hint="eastAsia"/>
+          <w:color w:val="auto"/>
+          <w:sz w:val="24"/>
+          <w:szCs w:val="24"/>
+        </w:rPr>
+        <w:t>MARL</w:t>
+      </w:r>
+      <w:r>
+        <w:rPr>
+          <w:rFonts w:ascii="Times New Roman" w:eastAsia="宋体" w:hAnsi="Times New Roman" w:cs="Times New Roman" w:hint="eastAsia"/>
+          <w:color w:val="auto"/>
+          <w:sz w:val="24"/>
+          <w:szCs w:val="24"/>
+        </w:rPr>
+        <w:t>示例</w:t>
+      </w:r>
+    </w:p>
+    <w:p>
+      <w:pPr>
+        <w:rPr>
+          <w:rFonts w:hint="eastAsia"/>
+          <w:sz w:val="24"/>
+          <w:szCs w:val="24"/>
+        </w:rPr>
+      </w:pPr>
+      <w:r>
+        <w:rPr>
+          <w:noProof/>
+        </w:rPr>
+        <w:drawing>
+          <wp:inline distT="0" distB="0" distL="0" distR="0" wp14:anchorId="675C16E9" wp14:editId="7693A95B">
+            <wp:extent cx="5274310" cy="1438395"/>
+            <wp:effectExtent l="0" t="0" r="2540" b="9525"/>
+            <wp:docPr id="1042891079" name="图片 1"/>
+            <wp:cNvGraphicFramePr>
+              <a:graphicFrameLocks xmlns:a="http://schemas.openxmlformats.org/drawingml/2006/main" noChangeAspect="1"/>
+            </wp:cNvGraphicFramePr>
+            <a:graphic xmlns:a="http://schemas.openxmlformats.org/drawingml/2006/main">
+              <a:graphicData uri="http://schemas.openxmlformats.org/drawingml/2006/picture">
+                <pic:pic xmlns:pic="http://schemas.openxmlformats.org/drawingml/2006/picture">
+                  <pic:nvPicPr>
+                    <pic:cNvPr id="0" name="Picture 79"/>
+                    <pic:cNvPicPr>
+                      <a:picLocks noChangeAspect="1" noChangeArrowheads="1"/>
+                    </pic:cNvPicPr>
+                  </pic:nvPicPr>
+                  <pic:blipFill rotWithShape="1">
+                    <a:blip r:embed="rId165" cstate="print">
+                      <a:extLst>
+                        <a:ext uri="{28A0092B-C50C-407E-A947-70E740481C1C}">
+                          <a14:useLocalDpi xmlns:a14="http://schemas.microsoft.com/office/drawing/2010/main" val="0"/>
+                        </a:ext>
+                      </a:extLst>
+                    </a:blip>
+                    <a:srcRect l="8429" t="9147" r="8259"/>
+                    <a:stretch>
+                      <a:fillRect/>
+                    </a:stretch>
+                  </pic:blipFill>
+                  <pic:spPr bwMode="auto">
+                    <a:xfrm>
+                      <a:off x="0" y="0"/>
+                      <a:ext cx="5274310" cy="1438395"/>
+                    </a:xfrm>
+                    <a:prstGeom prst="rect">
+                      <a:avLst/>
+                    </a:prstGeom>
+                    <a:noFill/>
+                    <a:ln>
+                      <a:noFill/>
+                    </a:ln>
+                    <a:extLst>
+                      <a:ext uri="{53640926-AAD7-44D8-BBD7-CCE9431645EC}">
+                        <a14:shadowObscured xmlns:a14="http://schemas.microsoft.com/office/drawing/2010/main"/>
+                      </a:ext>
+                    </a:extLst>
+                  </pic:spPr>
+                </pic:pic>
+              </a:graphicData>
+            </a:graphic>
+          </wp:inline>
+        </w:drawing>
+      </w:r>
+    </w:p>
+    <w:p>
+      <w:pPr>
+        <w:pStyle w:val="3"/>
+        <w:spacing w:before="120" w:after="120" w:line="360" w:lineRule="auto"/>
+        <w:rPr>
+          <w:rFonts w:ascii="Times New Roman" w:eastAsia="宋体" w:hAnsi="Times New Roman" w:cs="Times New Roman"/>
+          <w:color w:val="auto"/>
+          <w:sz w:val="24"/>
+          <w:szCs w:val="24"/>
+        </w:rPr>
+      </w:pPr>
       <w:bookmarkStart w:id="10" w:name="_Toc222596094"/>
       <w:r>
         <w:rPr>
@@ -33041,6 +33115,7 @@
           <w:sz w:val="24"/>
           <w:szCs w:val="24"/>
         </w:rPr>
+        <w:lastRenderedPageBreak/>
         <w:t xml:space="preserve">4.5 </w:t>
       </w:r>
       <w:r>
@@ -33087,7 +33162,7 @@
                     </pic:cNvPicPr>
                   </pic:nvPicPr>
                   <pic:blipFill>
-                    <a:blip r:embed="rId165" cstate="print">
+                    <a:blip r:embed="rId166" cstate="print">
                       <a:extLst>
                         <a:ext uri="{28A0092B-C50C-407E-A947-70E740481C1C}">
                           <a14:useLocalDpi xmlns:a14="http://schemas.microsoft.com/office/drawing/2010/main" val="0"/>
@@ -33329,7 +33404,6 @@
           <w:bCs/>
           <w:kern w:val="0"/>
         </w:rPr>
-        <w:lastRenderedPageBreak/>
         <w:t>平台利润与资源供给呈显著正相关，但具有明显的边际效用递减特征：</w:t>
       </w:r>
       <w:r>
@@ -33506,7 +33580,15 @@
           <w:rFonts w:ascii="Times New Roman" w:eastAsia="宋体" w:hAnsi="Times New Roman" w:cs="Times New Roman"/>
           <w:kern w:val="0"/>
         </w:rPr>
-        <w:t>人时，利润增长大幅降低；而从</w:t>
+        <w:t>人</w:t>
+      </w:r>
+      <w:r>
+        <w:rPr>
+          <w:rFonts w:ascii="Times New Roman" w:eastAsia="宋体" w:hAnsi="Times New Roman" w:cs="Times New Roman"/>
+          <w:kern w:val="0"/>
+        </w:rPr>
+        <w:lastRenderedPageBreak/>
+        <w:t>时，利润增长大幅降低；而从</w:t>
       </w:r>
       <w:r>
         <w:rPr>
@@ -33655,7 +33737,6 @@
           <w:sz w:val="24"/>
           <w:szCs w:val="24"/>
         </w:rPr>
-        <w:lastRenderedPageBreak/>
         <w:t xml:space="preserve">4.6 </w:t>
       </w:r>
       <w:r>
@@ -33687,7 +33768,7 @@
           <w:kern w:val="0"/>
         </w:rPr>
         <w:drawing>
-          <wp:inline distT="0" distB="0" distL="0" distR="0" wp14:anchorId="496C87ED" wp14:editId="0B3CF8C7">
+          <wp:inline distT="0" distB="0" distL="0" distR="0" wp14:anchorId="496C87ED" wp14:editId="50AC21A5">
             <wp:extent cx="5937250" cy="2597150"/>
             <wp:effectExtent l="0" t="0" r="0" b="0"/>
             <wp:docPr id="286" name="图片 2"/>
@@ -33704,7 +33785,7 @@
                     </pic:cNvPicPr>
                   </pic:nvPicPr>
                   <pic:blipFill>
-                    <a:blip r:embed="rId166" cstate="print">
+                    <a:blip r:embed="rId167" cstate="print">
                       <a:extLst>
                         <a:ext uri="{28A0092B-C50C-407E-A947-70E740481C1C}">
                           <a14:useLocalDpi xmlns:a14="http://schemas.microsoft.com/office/drawing/2010/main" val="0"/>
@@ -38193,6 +38274,7 @@
   <w:style w:type="character" w:default="1" w:styleId="a0">
     <w:name w:val="Default Paragraph Font"/>
     <w:uiPriority w:val="1"/>
+    <w:semiHidden/>
     <w:unhideWhenUsed/>
   </w:style>
   <w:style w:type="table" w:default="1" w:styleId="a1">
